--- a/LAB7/11_DHCNPM2-LAB7_1150080136-LeQuocHung.docx
+++ b/LAB7/11_DHCNPM2-LAB7_1150080136-LeQuocHung.docx
@@ -605,15 +605,7 @@
           <w:color w:val="666666"/>
           <w:sz w:val="21"/>
         </w:rPr>
-        <w:t xml:space="preserve"> · </w:t>
-      </w:r>
-      <w:r>
-        <w:rPr>
-          <w:rFonts w:cs="Times New Roman"/>
-          <w:color w:val="666666"/>
-          <w:sz w:val="21"/>
-        </w:rPr>
-        <w:t xml:space="preserve">Squid · </w:t>
+        <w:t xml:space="preserve"> · Squid · </w:t>
       </w:r>
       <w:proofErr w:type="spellStart"/>
       <w:r>
@@ -3516,33 +3508,35 @@
         <w:rPr>
           <w:rFonts w:ascii="Times New Roman" w:hAnsi="Times New Roman" w:cs="Times New Roman"/>
         </w:rPr>
-        <w:t>T</w:t>
-      </w:r>
+        <w:t>TỔNG</w:t>
+      </w:r>
+      <w:proofErr w:type="spellEnd"/>
       <w:r>
         <w:rPr>
           <w:rFonts w:ascii="Times New Roman" w:hAnsi="Times New Roman" w:cs="Times New Roman"/>
         </w:rPr>
-        <w:t>Ổ</w:t>
-      </w:r>
+        <w:t xml:space="preserve"> QUAN </w:t>
+      </w:r>
+      <w:proofErr w:type="spellStart"/>
       <w:r>
         <w:rPr>
           <w:rFonts w:ascii="Times New Roman" w:hAnsi="Times New Roman" w:cs="Times New Roman"/>
         </w:rPr>
-        <w:t>NG</w:t>
+        <w:t>VÀ</w:t>
       </w:r>
       <w:proofErr w:type="spellEnd"/>
       <w:r>
         <w:rPr>
           <w:rFonts w:ascii="Times New Roman" w:hAnsi="Times New Roman" w:cs="Times New Roman"/>
         </w:rPr>
-        <w:t xml:space="preserve"> QUAN </w:t>
+        <w:t xml:space="preserve"> </w:t>
       </w:r>
       <w:proofErr w:type="spellStart"/>
       <w:r>
         <w:rPr>
           <w:rFonts w:ascii="Times New Roman" w:hAnsi="Times New Roman" w:cs="Times New Roman"/>
         </w:rPr>
-        <w:t>VÀ</w:t>
+        <w:t>NGUYÊN</w:t>
       </w:r>
       <w:proofErr w:type="spellEnd"/>
       <w:r>
@@ -3556,7 +3550,7 @@
         <w:rPr>
           <w:rFonts w:ascii="Times New Roman" w:hAnsi="Times New Roman" w:cs="Times New Roman"/>
         </w:rPr>
-        <w:t>NGUYÊN</w:t>
+        <w:t>TẮC</w:t>
       </w:r>
       <w:proofErr w:type="spellEnd"/>
       <w:r>
@@ -3570,71 +3564,21 @@
         <w:rPr>
           <w:rFonts w:ascii="Times New Roman" w:hAnsi="Times New Roman" w:cs="Times New Roman"/>
         </w:rPr>
-        <w:t>T</w:t>
-      </w:r>
+        <w:t>CHUYỂN</w:t>
+      </w:r>
+      <w:proofErr w:type="spellEnd"/>
       <w:r>
         <w:rPr>
           <w:rFonts w:ascii="Times New Roman" w:hAnsi="Times New Roman" w:cs="Times New Roman"/>
         </w:rPr>
-        <w:t>Ắ</w:t>
-      </w:r>
+        <w:t xml:space="preserve"> </w:t>
+      </w:r>
+      <w:proofErr w:type="spellStart"/>
       <w:r>
         <w:rPr>
           <w:rFonts w:ascii="Times New Roman" w:hAnsi="Times New Roman" w:cs="Times New Roman"/>
         </w:rPr>
-        <w:t>C</w:t>
-      </w:r>
-      <w:proofErr w:type="spellEnd"/>
-      <w:r>
-        <w:rPr>
-          <w:rFonts w:ascii="Times New Roman" w:hAnsi="Times New Roman" w:cs="Times New Roman"/>
-        </w:rPr>
-        <w:t xml:space="preserve"> </w:t>
-      </w:r>
-      <w:proofErr w:type="spellStart"/>
-      <w:r>
-        <w:rPr>
-          <w:rFonts w:ascii="Times New Roman" w:hAnsi="Times New Roman" w:cs="Times New Roman"/>
-        </w:rPr>
-        <w:t>CHUY</w:t>
-      </w:r>
-      <w:r>
-        <w:rPr>
-          <w:rFonts w:ascii="Times New Roman" w:hAnsi="Times New Roman" w:cs="Times New Roman"/>
-        </w:rPr>
-        <w:t>Ể</w:t>
-      </w:r>
-      <w:r>
-        <w:rPr>
-          <w:rFonts w:ascii="Times New Roman" w:hAnsi="Times New Roman" w:cs="Times New Roman"/>
-        </w:rPr>
-        <w:t>N</w:t>
-      </w:r>
-      <w:proofErr w:type="spellEnd"/>
-      <w:r>
-        <w:rPr>
-          <w:rFonts w:ascii="Times New Roman" w:hAnsi="Times New Roman" w:cs="Times New Roman"/>
-        </w:rPr>
-        <w:t xml:space="preserve"> </w:t>
-      </w:r>
-      <w:proofErr w:type="spellStart"/>
-      <w:r>
-        <w:rPr>
-          <w:rFonts w:ascii="Times New Roman" w:hAnsi="Times New Roman" w:cs="Times New Roman"/>
-        </w:rPr>
-        <w:t>Đ</w:t>
-      </w:r>
-      <w:r>
-        <w:rPr>
-          <w:rFonts w:ascii="Times New Roman" w:hAnsi="Times New Roman" w:cs="Times New Roman"/>
-        </w:rPr>
-        <w:t>Ổ</w:t>
-      </w:r>
-      <w:r>
-        <w:rPr>
-          <w:rFonts w:ascii="Times New Roman" w:hAnsi="Times New Roman" w:cs="Times New Roman"/>
-        </w:rPr>
-        <w:t>I</w:t>
+        <w:t>ĐỔI</w:t>
       </w:r>
       <w:bookmarkEnd w:id="0"/>
       <w:proofErr w:type="spellEnd"/>
@@ -3658,19 +3602,7 @@
         <w:rPr>
           <w:rFonts w:ascii="Times New Roman" w:hAnsi="Times New Roman" w:cs="Times New Roman"/>
         </w:rPr>
-        <w:t>M</w:t>
-      </w:r>
-      <w:r>
-        <w:rPr>
-          <w:rFonts w:ascii="Times New Roman" w:hAnsi="Times New Roman" w:cs="Times New Roman"/>
-        </w:rPr>
-        <w:t>ụ</w:t>
-      </w:r>
-      <w:r>
-        <w:rPr>
-          <w:rFonts w:ascii="Times New Roman" w:hAnsi="Times New Roman" w:cs="Times New Roman"/>
-        </w:rPr>
-        <w:t>c</w:t>
+        <w:t>Mục</w:t>
       </w:r>
       <w:proofErr w:type="spellEnd"/>
       <w:r>
@@ -4871,14 +4803,7 @@
                 <w:rFonts w:cs="Times New Roman"/>
                 <w:szCs w:val="24"/>
               </w:rPr>
-              <w:t>E2Guar</w:t>
-            </w:r>
-            <w:r>
-              <w:rPr>
-                <w:rFonts w:cs="Times New Roman"/>
-                <w:szCs w:val="24"/>
-              </w:rPr>
-              <w:t>dian</w:t>
+              <w:t>E2Guardian</w:t>
             </w:r>
             <w:proofErr w:type="spellEnd"/>
             <w:r>
@@ -7043,14 +6968,7 @@
                 <w:rFonts w:cs="Times New Roman"/>
                 <w:szCs w:val="24"/>
               </w:rPr>
-              <w:t xml:space="preserve"> </w:t>
-            </w:r>
-            <w:r>
-              <w:rPr>
-                <w:rFonts w:cs="Times New Roman"/>
-                <w:szCs w:val="24"/>
-              </w:rPr>
-              <w:t xml:space="preserve">Schedule 60 </w:t>
+              <w:t xml:space="preserve"> Schedule 60 </w:t>
             </w:r>
             <w:proofErr w:type="spellStart"/>
             <w:r>
@@ -8249,14 +8167,7 @@
                 <w:rFonts w:cs="Times New Roman"/>
                 <w:szCs w:val="24"/>
               </w:rPr>
-              <w:t>kh</w:t>
-            </w:r>
-            <w:r>
-              <w:rPr>
-                <w:rFonts w:cs="Times New Roman"/>
-                <w:szCs w:val="24"/>
-              </w:rPr>
-              <w:t>ẩu</w:t>
+              <w:t>khẩu</w:t>
             </w:r>
             <w:proofErr w:type="spellEnd"/>
             <w:r>
@@ -9769,19 +9680,7 @@
         <w:rPr>
           <w:rFonts w:ascii="Times New Roman" w:hAnsi="Times New Roman" w:cs="Times New Roman"/>
         </w:rPr>
-        <w:t>KI</w:t>
-      </w:r>
-      <w:r>
-        <w:rPr>
-          <w:rFonts w:ascii="Times New Roman" w:hAnsi="Times New Roman" w:cs="Times New Roman"/>
-        </w:rPr>
-        <w:t>Ế</w:t>
-      </w:r>
-      <w:r>
-        <w:rPr>
-          <w:rFonts w:ascii="Times New Roman" w:hAnsi="Times New Roman" w:cs="Times New Roman"/>
-        </w:rPr>
-        <w:t>N</w:t>
+        <w:t>KIẾN</w:t>
       </w:r>
       <w:proofErr w:type="spellEnd"/>
       <w:r>
@@ -9875,19 +9774,21 @@
         <w:rPr>
           <w:rFonts w:ascii="Times New Roman" w:hAnsi="Times New Roman" w:cs="Times New Roman"/>
         </w:rPr>
-        <w:t>ph</w:t>
-      </w:r>
+        <w:t>phần</w:t>
+      </w:r>
+      <w:proofErr w:type="spellEnd"/>
       <w:r>
         <w:rPr>
           <w:rFonts w:ascii="Times New Roman" w:hAnsi="Times New Roman" w:cs="Times New Roman"/>
         </w:rPr>
-        <w:t>ầ</w:t>
-      </w:r>
+        <w:t xml:space="preserve"> </w:t>
+      </w:r>
+      <w:proofErr w:type="spellStart"/>
       <w:r>
         <w:rPr>
           <w:rFonts w:ascii="Times New Roman" w:hAnsi="Times New Roman" w:cs="Times New Roman"/>
         </w:rPr>
-        <w:t>n</w:t>
+        <w:t>kế</w:t>
       </w:r>
       <w:proofErr w:type="spellEnd"/>
       <w:r>
@@ -9901,59 +9802,21 @@
         <w:rPr>
           <w:rFonts w:ascii="Times New Roman" w:hAnsi="Times New Roman" w:cs="Times New Roman"/>
         </w:rPr>
-        <w:t>k</w:t>
-      </w:r>
+        <w:t>thừa</w:t>
+      </w:r>
+      <w:proofErr w:type="spellEnd"/>
       <w:r>
         <w:rPr>
           <w:rFonts w:ascii="Times New Roman" w:hAnsi="Times New Roman" w:cs="Times New Roman"/>
         </w:rPr>
-        <w:t>ế</w:t>
-      </w:r>
-      <w:proofErr w:type="spellEnd"/>
+        <w:t xml:space="preserve"> </w:t>
+      </w:r>
+      <w:proofErr w:type="spellStart"/>
       <w:r>
         <w:rPr>
           <w:rFonts w:ascii="Times New Roman" w:hAnsi="Times New Roman" w:cs="Times New Roman"/>
         </w:rPr>
-        <w:t xml:space="preserve"> </w:t>
-      </w:r>
-      <w:proofErr w:type="spellStart"/>
-      <w:r>
-        <w:rPr>
-          <w:rFonts w:ascii="Times New Roman" w:hAnsi="Times New Roman" w:cs="Times New Roman"/>
-        </w:rPr>
-        <w:t>th</w:t>
-      </w:r>
-      <w:r>
-        <w:rPr>
-          <w:rFonts w:ascii="Times New Roman" w:hAnsi="Times New Roman" w:cs="Times New Roman"/>
-        </w:rPr>
-        <w:t>ừ</w:t>
-      </w:r>
-      <w:r>
-        <w:rPr>
-          <w:rFonts w:ascii="Times New Roman" w:hAnsi="Times New Roman" w:cs="Times New Roman"/>
-        </w:rPr>
-        <w:t>a</w:t>
-      </w:r>
-      <w:proofErr w:type="spellEnd"/>
-      <w:r>
-        <w:rPr>
-          <w:rFonts w:ascii="Times New Roman" w:hAnsi="Times New Roman" w:cs="Times New Roman"/>
-        </w:rPr>
-        <w:t xml:space="preserve"> </w:t>
-      </w:r>
-      <w:proofErr w:type="spellStart"/>
-      <w:r>
-        <w:rPr>
-          <w:rFonts w:ascii="Times New Roman" w:hAnsi="Times New Roman" w:cs="Times New Roman"/>
-        </w:rPr>
-        <w:t>t</w:t>
-      </w:r>
-      <w:r>
-        <w:rPr>
-          <w:rFonts w:ascii="Times New Roman" w:hAnsi="Times New Roman" w:cs="Times New Roman"/>
-        </w:rPr>
-        <w:t>ừ</w:t>
+        <w:t>từ</w:t>
       </w:r>
       <w:proofErr w:type="spellEnd"/>
       <w:r>
@@ -10212,14 +10075,7 @@
                 <w:rFonts w:cs="Times New Roman"/>
                 <w:szCs w:val="24"/>
               </w:rPr>
-              <w:t xml:space="preserve">MGMT </w:t>
-            </w:r>
-            <w:r>
-              <w:rPr>
-                <w:rFonts w:cs="Times New Roman"/>
-                <w:szCs w:val="24"/>
-              </w:rPr>
-              <w:t>192.168.56.254; LAN 10.6.0.1; DMZ 172.16.6.1</w:t>
+              <w:t>MGMT 192.168.56.254; LAN 10.6.0.1; DMZ 172.16.6.1</w:t>
             </w:r>
           </w:p>
         </w:tc>
@@ -10309,6 +10165,7 @@
                 <w:rFonts w:cs="Times New Roman"/>
                 <w:szCs w:val="24"/>
               </w:rPr>
+              <w:lastRenderedPageBreak/>
               <w:t>Máy</w:t>
             </w:r>
             <w:proofErr w:type="spellEnd"/>
@@ -10481,7 +10338,6 @@
                 <w:rFonts w:cs="Times New Roman"/>
                 <w:szCs w:val="24"/>
               </w:rPr>
-              <w:lastRenderedPageBreak/>
               <w:t>DC01</w:t>
             </w:r>
             <w:proofErr w:type="spellEnd"/>
@@ -11009,19 +10865,21 @@
         <w:rPr>
           <w:rFonts w:ascii="Times New Roman" w:hAnsi="Times New Roman" w:cs="Times New Roman"/>
         </w:rPr>
-        <w:t>m</w:t>
-      </w:r>
+        <w:t>mới</w:t>
+      </w:r>
+      <w:proofErr w:type="spellEnd"/>
       <w:r>
         <w:rPr>
           <w:rFonts w:ascii="Times New Roman" w:hAnsi="Times New Roman" w:cs="Times New Roman"/>
         </w:rPr>
-        <w:t>ớ</w:t>
-      </w:r>
+        <w:t xml:space="preserve"> </w:t>
+      </w:r>
+      <w:proofErr w:type="spellStart"/>
       <w:r>
         <w:rPr>
           <w:rFonts w:ascii="Times New Roman" w:hAnsi="Times New Roman" w:cs="Times New Roman"/>
         </w:rPr>
-        <w:t>i</w:t>
+        <w:t>bắt</w:t>
       </w:r>
       <w:proofErr w:type="spellEnd"/>
       <w:r>
@@ -11035,45 +10893,7 @@
         <w:rPr>
           <w:rFonts w:ascii="Times New Roman" w:hAnsi="Times New Roman" w:cs="Times New Roman"/>
         </w:rPr>
-        <w:t>b</w:t>
-      </w:r>
-      <w:r>
-        <w:rPr>
-          <w:rFonts w:ascii="Times New Roman" w:hAnsi="Times New Roman" w:cs="Times New Roman"/>
-        </w:rPr>
-        <w:t>ắ</w:t>
-      </w:r>
-      <w:r>
-        <w:rPr>
-          <w:rFonts w:ascii="Times New Roman" w:hAnsi="Times New Roman" w:cs="Times New Roman"/>
-        </w:rPr>
-        <w:t>t</w:t>
-      </w:r>
-      <w:proofErr w:type="spellEnd"/>
-      <w:r>
-        <w:rPr>
-          <w:rFonts w:ascii="Times New Roman" w:hAnsi="Times New Roman" w:cs="Times New Roman"/>
-        </w:rPr>
-        <w:t xml:space="preserve"> </w:t>
-      </w:r>
-      <w:proofErr w:type="spellStart"/>
-      <w:r>
-        <w:rPr>
-          <w:rFonts w:ascii="Times New Roman" w:hAnsi="Times New Roman" w:cs="Times New Roman"/>
-        </w:rPr>
-        <w:t>bu</w:t>
-      </w:r>
-      <w:r>
-        <w:rPr>
-          <w:rFonts w:ascii="Times New Roman" w:hAnsi="Times New Roman" w:cs="Times New Roman"/>
-        </w:rPr>
-        <w:t>ộ</w:t>
-      </w:r>
-      <w:r>
-        <w:rPr>
-          <w:rFonts w:ascii="Times New Roman" w:hAnsi="Times New Roman" w:cs="Times New Roman"/>
-        </w:rPr>
-        <w:t>c</w:t>
+        <w:t>buộc</w:t>
       </w:r>
       <w:bookmarkEnd w:id="6"/>
       <w:proofErr w:type="spellEnd"/>
@@ -11901,23 +11721,7 @@
           <w:sz w:val="32"/>
           <w:szCs w:val="32"/>
         </w:rPr>
-        <w:t>lu</w:t>
-      </w:r>
-      <w:r>
-        <w:rPr>
-          <w:rFonts w:ascii="Times New Roman" w:hAnsi="Times New Roman" w:cs="Times New Roman"/>
-          <w:sz w:val="32"/>
-          <w:szCs w:val="32"/>
-        </w:rPr>
-        <w:t>ồ</w:t>
-      </w:r>
-      <w:r>
-        <w:rPr>
-          <w:rFonts w:ascii="Times New Roman" w:hAnsi="Times New Roman" w:cs="Times New Roman"/>
-          <w:sz w:val="32"/>
-          <w:szCs w:val="32"/>
-        </w:rPr>
-        <w:t>ng</w:t>
+        <w:t>luồng</w:t>
       </w:r>
       <w:proofErr w:type="spellEnd"/>
       <w:r>
@@ -14002,99 +13806,72 @@
         <w:rPr>
           <w:rFonts w:ascii="Times New Roman" w:hAnsi="Times New Roman" w:cs="Times New Roman"/>
         </w:rPr>
-        <w:t>CHU</w:t>
-      </w:r>
+        <w:t>CHUẨN</w:t>
+      </w:r>
+      <w:proofErr w:type="spellEnd"/>
       <w:r>
         <w:rPr>
           <w:rFonts w:ascii="Times New Roman" w:hAnsi="Times New Roman" w:cs="Times New Roman"/>
         </w:rPr>
-        <w:t>Ẩ</w:t>
-      </w:r>
+        <w:t xml:space="preserve"> </w:t>
+      </w:r>
+      <w:proofErr w:type="spellStart"/>
       <w:r>
         <w:rPr>
           <w:rFonts w:ascii="Times New Roman" w:hAnsi="Times New Roman" w:cs="Times New Roman"/>
         </w:rPr>
-        <w:t>N</w:t>
+        <w:t>BỊ</w:t>
       </w:r>
       <w:proofErr w:type="spellEnd"/>
       <w:r>
         <w:rPr>
           <w:rFonts w:ascii="Times New Roman" w:hAnsi="Times New Roman" w:cs="Times New Roman"/>
         </w:rPr>
-        <w:t xml:space="preserve"> </w:t>
+        <w:t xml:space="preserve"> WEB-PROXY </w:t>
       </w:r>
       <w:proofErr w:type="spellStart"/>
       <w:r>
         <w:rPr>
           <w:rFonts w:ascii="Times New Roman" w:hAnsi="Times New Roman" w:cs="Times New Roman"/>
         </w:rPr>
-        <w:t>B</w:t>
-      </w:r>
+        <w:t>VÀ</w:t>
+      </w:r>
+      <w:proofErr w:type="spellEnd"/>
       <w:r>
         <w:rPr>
           <w:rFonts w:ascii="Times New Roman" w:hAnsi="Times New Roman" w:cs="Times New Roman"/>
         </w:rPr>
-        <w:t>Ị</w:t>
-      </w:r>
-      <w:proofErr w:type="spellEnd"/>
+        <w:t xml:space="preserve"> WEBSITE </w:t>
+      </w:r>
+      <w:proofErr w:type="spellStart"/>
       <w:r>
         <w:rPr>
           <w:rFonts w:ascii="Times New Roman" w:hAnsi="Times New Roman" w:cs="Times New Roman"/>
         </w:rPr>
-        <w:t xml:space="preserve"> WEB-PROXY </w:t>
-      </w:r>
-      <w:proofErr w:type="spellStart"/>
+        <w:t>MÔ</w:t>
+      </w:r>
+      <w:proofErr w:type="spellEnd"/>
       <w:r>
         <w:rPr>
           <w:rFonts w:ascii="Times New Roman" w:hAnsi="Times New Roman" w:cs="Times New Roman"/>
         </w:rPr>
-        <w:t>VÀ</w:t>
-      </w:r>
-      <w:proofErr w:type="spellEnd"/>
+        <w:t xml:space="preserve"> </w:t>
+      </w:r>
+      <w:proofErr w:type="spellStart"/>
       <w:r>
         <w:rPr>
           <w:rFonts w:ascii="Times New Roman" w:hAnsi="Times New Roman" w:cs="Times New Roman"/>
         </w:rPr>
-        <w:t xml:space="preserve"> WEBSITE </w:t>
-      </w:r>
-      <w:proofErr w:type="spellStart"/>
-      <w:r>
-        <w:rPr>
-          <w:rFonts w:ascii="Times New Roman" w:hAnsi="Times New Roman" w:cs="Times New Roman"/>
-        </w:rPr>
-        <w:t>MÔ</w:t>
-      </w:r>
-      <w:proofErr w:type="spellEnd"/>
-      <w:r>
-        <w:rPr>
-          <w:rFonts w:ascii="Times New Roman" w:hAnsi="Times New Roman" w:cs="Times New Roman"/>
-        </w:rPr>
-        <w:t xml:space="preserve"> </w:t>
-      </w:r>
-      <w:proofErr w:type="spellStart"/>
-      <w:r>
-        <w:rPr>
-          <w:rFonts w:ascii="Times New Roman" w:hAnsi="Times New Roman" w:cs="Times New Roman"/>
-        </w:rPr>
-        <w:t>PH</w:t>
-      </w:r>
-      <w:r>
-        <w:rPr>
-          <w:rFonts w:ascii="Times New Roman" w:hAnsi="Times New Roman" w:cs="Times New Roman"/>
-        </w:rPr>
-        <w:t>Ỏ</w:t>
-      </w:r>
-      <w:r>
-        <w:rPr>
-          <w:rFonts w:ascii="Times New Roman" w:hAnsi="Times New Roman" w:cs="Times New Roman"/>
-        </w:rPr>
-        <w:t>NG</w:t>
+        <w:t>PHỎNG</w:t>
       </w:r>
       <w:bookmarkEnd w:id="9"/>
       <w:proofErr w:type="spellEnd"/>
     </w:p>
     <w:p>
       <w:r>
+        <w:rPr>
+          <w:noProof/>
+        </w:rPr>
         <w:drawing>
           <wp:inline distT="0" distB="0" distL="0" distR="0" wp14:anchorId="6DBFF95D" wp14:editId="78CE504E">
             <wp:extent cx="5953956" cy="5153744"/>
@@ -14152,39 +13929,21 @@
         <w:rPr>
           <w:rFonts w:ascii="Times New Roman" w:hAnsi="Times New Roman" w:cs="Times New Roman"/>
         </w:rPr>
-        <w:t>Chu</w:t>
-      </w:r>
+        <w:t>Chuẩn</w:t>
+      </w:r>
+      <w:proofErr w:type="spellEnd"/>
       <w:r>
         <w:rPr>
           <w:rFonts w:ascii="Times New Roman" w:hAnsi="Times New Roman" w:cs="Times New Roman"/>
         </w:rPr>
-        <w:t>ẩ</w:t>
-      </w:r>
+        <w:t xml:space="preserve"> </w:t>
+      </w:r>
+      <w:proofErr w:type="spellStart"/>
       <w:r>
         <w:rPr>
           <w:rFonts w:ascii="Times New Roman" w:hAnsi="Times New Roman" w:cs="Times New Roman"/>
         </w:rPr>
-        <w:t>n</w:t>
-      </w:r>
-      <w:proofErr w:type="spellEnd"/>
-      <w:r>
-        <w:rPr>
-          <w:rFonts w:ascii="Times New Roman" w:hAnsi="Times New Roman" w:cs="Times New Roman"/>
-        </w:rPr>
-        <w:t xml:space="preserve"> </w:t>
-      </w:r>
-      <w:proofErr w:type="spellStart"/>
-      <w:r>
-        <w:rPr>
-          <w:rFonts w:ascii="Times New Roman" w:hAnsi="Times New Roman" w:cs="Times New Roman"/>
-        </w:rPr>
-        <w:t>b</w:t>
-      </w:r>
-      <w:r>
-        <w:rPr>
-          <w:rFonts w:ascii="Times New Roman" w:hAnsi="Times New Roman" w:cs="Times New Roman"/>
-        </w:rPr>
-        <w:t>ị</w:t>
+        <w:t>bị</w:t>
       </w:r>
       <w:proofErr w:type="spellEnd"/>
       <w:r>
@@ -14311,6 +14070,7 @@
       <w:r>
         <w:rPr>
           <w:rFonts w:cs="Times New Roman"/>
+          <w:noProof/>
           <w:sz w:val="26"/>
           <w:szCs w:val="26"/>
         </w:rPr>
@@ -14470,15 +14230,7 @@
           <w:sz w:val="26"/>
           <w:szCs w:val="26"/>
         </w:rPr>
-        <w:t xml:space="preserve"> IP 10.6.0.30/24, </w:t>
-      </w:r>
-      <w:r>
-        <w:rPr>
-          <w:rFonts w:cs="Times New Roman"/>
-          <w:sz w:val="26"/>
-          <w:szCs w:val="26"/>
-        </w:rPr>
-        <w:t xml:space="preserve">Gateway 10.6.0.1 </w:t>
+        <w:t xml:space="preserve"> IP 10.6.0.30/24, Gateway 10.6.0.1 </w:t>
       </w:r>
       <w:proofErr w:type="spellStart"/>
       <w:r>
@@ -15114,16 +14866,7 @@
           <w:color w:val="666666"/>
           <w:sz w:val="21"/>
         </w:rPr>
-        <w:t xml:space="preserve"> Ub</w:t>
-      </w:r>
-      <w:r>
-        <w:rPr>
-          <w:rFonts w:cs="Times New Roman"/>
-          <w:i/>
-          <w:color w:val="666666"/>
-          <w:sz w:val="21"/>
-        </w:rPr>
-        <w:t xml:space="preserve">untu - </w:t>
+        <w:t xml:space="preserve"> Ubuntu - </w:t>
       </w:r>
       <w:proofErr w:type="spellStart"/>
       <w:r>
@@ -15632,19 +15375,7 @@
         <w:rPr>
           <w:rFonts w:ascii="Times New Roman" w:hAnsi="Times New Roman" w:cs="Times New Roman"/>
         </w:rPr>
-        <w:t>Lu</w:t>
-      </w:r>
-      <w:r>
-        <w:rPr>
-          <w:rFonts w:ascii="Times New Roman" w:hAnsi="Times New Roman" w:cs="Times New Roman"/>
-        </w:rPr>
-        <w:t>ồ</w:t>
-      </w:r>
-      <w:r>
-        <w:rPr>
-          <w:rFonts w:ascii="Times New Roman" w:hAnsi="Times New Roman" w:cs="Times New Roman"/>
-        </w:rPr>
-        <w:t>ng</w:t>
+        <w:t>Luồng</w:t>
       </w:r>
       <w:proofErr w:type="spellEnd"/>
       <w:r>
@@ -16841,105 +16572,63 @@
         <w:rPr>
           <w:rFonts w:ascii="Times New Roman" w:hAnsi="Times New Roman" w:cs="Times New Roman"/>
         </w:rPr>
-        <w:t>Chu</w:t>
-      </w:r>
+        <w:t>Chuẩn</w:t>
+      </w:r>
+      <w:proofErr w:type="spellEnd"/>
       <w:r>
         <w:rPr>
           <w:rFonts w:ascii="Times New Roman" w:hAnsi="Times New Roman" w:cs="Times New Roman"/>
         </w:rPr>
-        <w:t>ẩ</w:t>
-      </w:r>
+        <w:t xml:space="preserve"> </w:t>
+      </w:r>
+      <w:proofErr w:type="spellStart"/>
       <w:r>
         <w:rPr>
           <w:rFonts w:ascii="Times New Roman" w:hAnsi="Times New Roman" w:cs="Times New Roman"/>
         </w:rPr>
-        <w:t>n</w:t>
+        <w:t>bị</w:t>
       </w:r>
       <w:proofErr w:type="spellEnd"/>
       <w:r>
         <w:rPr>
           <w:rFonts w:ascii="Times New Roman" w:hAnsi="Times New Roman" w:cs="Times New Roman"/>
         </w:rPr>
-        <w:t xml:space="preserve"> </w:t>
+        <w:t xml:space="preserve"> website </w:t>
       </w:r>
       <w:proofErr w:type="spellStart"/>
       <w:r>
         <w:rPr>
           <w:rFonts w:ascii="Times New Roman" w:hAnsi="Times New Roman" w:cs="Times New Roman"/>
         </w:rPr>
-        <w:t>b</w:t>
-      </w:r>
+        <w:t>mô</w:t>
+      </w:r>
+      <w:proofErr w:type="spellEnd"/>
       <w:r>
         <w:rPr>
           <w:rFonts w:ascii="Times New Roman" w:hAnsi="Times New Roman" w:cs="Times New Roman"/>
         </w:rPr>
-        <w:t>ị</w:t>
-      </w:r>
-      <w:proofErr w:type="spellEnd"/>
+        <w:t xml:space="preserve"> </w:t>
+      </w:r>
+      <w:proofErr w:type="spellStart"/>
       <w:r>
         <w:rPr>
           <w:rFonts w:ascii="Times New Roman" w:hAnsi="Times New Roman" w:cs="Times New Roman"/>
         </w:rPr>
-        <w:t xml:space="preserve"> website </w:t>
-      </w:r>
-      <w:proofErr w:type="spellStart"/>
+        <w:t>phỏng</w:t>
+      </w:r>
+      <w:proofErr w:type="spellEnd"/>
       <w:r>
         <w:rPr>
           <w:rFonts w:ascii="Times New Roman" w:hAnsi="Times New Roman" w:cs="Times New Roman"/>
         </w:rPr>
-        <w:t>mô</w:t>
-      </w:r>
-      <w:proofErr w:type="spellEnd"/>
+        <w:t xml:space="preserve"> </w:t>
+      </w:r>
+      <w:proofErr w:type="spellStart"/>
       <w:r>
         <w:rPr>
           <w:rFonts w:ascii="Times New Roman" w:hAnsi="Times New Roman" w:cs="Times New Roman"/>
         </w:rPr>
-        <w:t xml:space="preserve"> </w:t>
-      </w:r>
-      <w:proofErr w:type="spellStart"/>
-      <w:r>
-        <w:rPr>
-          <w:rFonts w:ascii="Times New Roman" w:hAnsi="Times New Roman" w:cs="Times New Roman"/>
-        </w:rPr>
-        <w:t>ph</w:t>
-      </w:r>
-      <w:r>
-        <w:rPr>
-          <w:rFonts w:ascii="Times New Roman" w:hAnsi="Times New Roman" w:cs="Times New Roman"/>
-        </w:rPr>
-        <w:t>ỏ</w:t>
-      </w:r>
-      <w:r>
-        <w:rPr>
-          <w:rFonts w:ascii="Times New Roman" w:hAnsi="Times New Roman" w:cs="Times New Roman"/>
-        </w:rPr>
-        <w:t>ng</w:t>
-      </w:r>
-      <w:proofErr w:type="spellEnd"/>
-      <w:r>
-        <w:rPr>
-          <w:rFonts w:ascii="Times New Roman" w:hAnsi="Times New Roman" w:cs="Times New Roman"/>
-        </w:rPr>
-        <w:t xml:space="preserve"> </w:t>
-      </w:r>
-      <w:proofErr w:type="spellStart"/>
-      <w:r>
-        <w:rPr>
-          <w:rFonts w:ascii="Times New Roman" w:hAnsi="Times New Roman" w:cs="Times New Roman"/>
-        </w:rPr>
-        <w:t>t</w:t>
-      </w:r>
-      <w:r>
-        <w:rPr>
-          <w:rFonts w:ascii="Times New Roman" w:hAnsi="Times New Roman" w:cs="Times New Roman"/>
-        </w:rPr>
-        <w:t>ạ</w:t>
-      </w:r>
-      <w:r>
-        <w:rPr>
-          <w:rFonts w:ascii="Times New Roman" w:hAnsi="Times New Roman" w:cs="Times New Roman"/>
-        </w:rPr>
-        <w:t>i</w:t>
+        <w:t>tại</w:t>
       </w:r>
       <w:proofErr w:type="spellEnd"/>
       <w:r>
@@ -17048,15 +16737,7 @@
           <w:sz w:val="26"/>
           <w:szCs w:val="26"/>
         </w:rPr>
-        <w:t xml:space="preserve"> </w:t>
-      </w:r>
-      <w:r>
-        <w:rPr>
-          <w:rFonts w:cs="Times New Roman"/>
-          <w:sz w:val="26"/>
-          <w:szCs w:val="26"/>
-        </w:rPr>
-        <w:t xml:space="preserve">script </w:t>
+        <w:t xml:space="preserve"> script </w:t>
       </w:r>
       <w:proofErr w:type="spellStart"/>
       <w:r>
@@ -18851,19 +18532,7 @@
         <w:rPr>
           <w:rFonts w:ascii="Times New Roman" w:hAnsi="Times New Roman" w:cs="Times New Roman"/>
         </w:rPr>
-        <w:t>T</w:t>
-      </w:r>
-      <w:r>
-        <w:rPr>
-          <w:rFonts w:ascii="Times New Roman" w:hAnsi="Times New Roman" w:cs="Times New Roman"/>
-        </w:rPr>
-        <w:t>ạ</w:t>
-      </w:r>
-      <w:r>
-        <w:rPr>
-          <w:rFonts w:ascii="Times New Roman" w:hAnsi="Times New Roman" w:cs="Times New Roman"/>
-        </w:rPr>
-        <w:t>o</w:t>
+        <w:t>Tạo</w:t>
       </w:r>
       <w:proofErr w:type="spellEnd"/>
       <w:r>
@@ -19637,19 +19306,21 @@
         <w:rPr>
           <w:rFonts w:ascii="Times New Roman" w:hAnsi="Times New Roman" w:cs="Times New Roman"/>
         </w:rPr>
-        <w:t>C</w:t>
-      </w:r>
+        <w:t>Cấu</w:t>
+      </w:r>
+      <w:proofErr w:type="spellEnd"/>
       <w:r>
         <w:rPr>
           <w:rFonts w:ascii="Times New Roman" w:hAnsi="Times New Roman" w:cs="Times New Roman"/>
         </w:rPr>
-        <w:t>ấ</w:t>
-      </w:r>
+        <w:t xml:space="preserve"> </w:t>
+      </w:r>
+      <w:proofErr w:type="spellStart"/>
       <w:r>
         <w:rPr>
           <w:rFonts w:ascii="Times New Roman" w:hAnsi="Times New Roman" w:cs="Times New Roman"/>
         </w:rPr>
-        <w:t>u</w:t>
+        <w:t>hình</w:t>
       </w:r>
       <w:proofErr w:type="spellEnd"/>
       <w:r>
@@ -19663,7 +19334,7 @@
         <w:rPr>
           <w:rFonts w:ascii="Times New Roman" w:hAnsi="Times New Roman" w:cs="Times New Roman"/>
         </w:rPr>
-        <w:t>hình</w:t>
+        <w:t>trình</w:t>
       </w:r>
       <w:proofErr w:type="spellEnd"/>
       <w:r>
@@ -19677,33 +19348,7 @@
         <w:rPr>
           <w:rFonts w:ascii="Times New Roman" w:hAnsi="Times New Roman" w:cs="Times New Roman"/>
         </w:rPr>
-        <w:t>trình</w:t>
-      </w:r>
-      <w:proofErr w:type="spellEnd"/>
-      <w:r>
-        <w:rPr>
-          <w:rFonts w:ascii="Times New Roman" w:hAnsi="Times New Roman" w:cs="Times New Roman"/>
-        </w:rPr>
-        <w:t xml:space="preserve"> </w:t>
-      </w:r>
-      <w:proofErr w:type="spellStart"/>
-      <w:r>
-        <w:rPr>
-          <w:rFonts w:ascii="Times New Roman" w:hAnsi="Times New Roman" w:cs="Times New Roman"/>
-        </w:rPr>
-        <w:t>duy</w:t>
-      </w:r>
-      <w:r>
-        <w:rPr>
-          <w:rFonts w:ascii="Times New Roman" w:hAnsi="Times New Roman" w:cs="Times New Roman"/>
-        </w:rPr>
-        <w:t>ệ</w:t>
-      </w:r>
-      <w:r>
-        <w:rPr>
-          <w:rFonts w:ascii="Times New Roman" w:hAnsi="Times New Roman" w:cs="Times New Roman"/>
-        </w:rPr>
-        <w:t>t</w:t>
+        <w:t>duyệt</w:t>
       </w:r>
       <w:proofErr w:type="spellEnd"/>
       <w:r>
@@ -20078,7 +19723,7 @@
           <w:sz w:val="26"/>
           <w:szCs w:val="26"/>
         </w:rPr>
-        <w:t xml:space="preserve"> </w:t>
+        <w:t xml:space="preserve"> HTTPS </w:t>
       </w:r>
       <w:r>
         <w:rPr>
@@ -20087,7 +19732,7 @@
           <w:szCs w:val="26"/>
         </w:rPr>
         <w:lastRenderedPageBreak/>
-        <w:t xml:space="preserve">HTTPS inspection ở </w:t>
+        <w:t xml:space="preserve">inspection ở </w:t>
       </w:r>
       <w:proofErr w:type="spellStart"/>
       <w:r>
@@ -20325,19 +19970,21 @@
         <w:rPr>
           <w:rFonts w:ascii="Times New Roman" w:hAnsi="Times New Roman" w:cs="Times New Roman"/>
         </w:rPr>
-        <w:t>C</w:t>
-      </w:r>
+        <w:t>CẤU</w:t>
+      </w:r>
+      <w:proofErr w:type="spellEnd"/>
       <w:r>
         <w:rPr>
           <w:rFonts w:ascii="Times New Roman" w:hAnsi="Times New Roman" w:cs="Times New Roman"/>
         </w:rPr>
-        <w:t>Ấ</w:t>
-      </w:r>
+        <w:t xml:space="preserve"> </w:t>
+      </w:r>
+      <w:proofErr w:type="spellStart"/>
       <w:r>
         <w:rPr>
           <w:rFonts w:ascii="Times New Roman" w:hAnsi="Times New Roman" w:cs="Times New Roman"/>
         </w:rPr>
-        <w:t>U</w:t>
+        <w:t>HÌNH</w:t>
       </w:r>
       <w:proofErr w:type="spellEnd"/>
       <w:r>
@@ -20351,7 +19998,7 @@
         <w:rPr>
           <w:rFonts w:ascii="Times New Roman" w:hAnsi="Times New Roman" w:cs="Times New Roman"/>
         </w:rPr>
-        <w:t>HÌNH</w:t>
+        <w:t>pfSense</w:t>
       </w:r>
       <w:proofErr w:type="spellEnd"/>
       <w:r>
@@ -20365,7 +20012,7 @@
         <w:rPr>
           <w:rFonts w:ascii="Times New Roman" w:hAnsi="Times New Roman" w:cs="Times New Roman"/>
         </w:rPr>
-        <w:t>pfSense</w:t>
+        <w:t>ÉP</w:t>
       </w:r>
       <w:proofErr w:type="spellEnd"/>
       <w:r>
@@ -20379,7 +20026,7 @@
         <w:rPr>
           <w:rFonts w:ascii="Times New Roman" w:hAnsi="Times New Roman" w:cs="Times New Roman"/>
         </w:rPr>
-        <w:t>ÉP</w:t>
+        <w:t>LƯU</w:t>
       </w:r>
       <w:proofErr w:type="spellEnd"/>
       <w:r>
@@ -20393,33 +20040,7 @@
         <w:rPr>
           <w:rFonts w:ascii="Times New Roman" w:hAnsi="Times New Roman" w:cs="Times New Roman"/>
         </w:rPr>
-        <w:t>LƯU</w:t>
-      </w:r>
-      <w:proofErr w:type="spellEnd"/>
-      <w:r>
-        <w:rPr>
-          <w:rFonts w:ascii="Times New Roman" w:hAnsi="Times New Roman" w:cs="Times New Roman"/>
-        </w:rPr>
-        <w:t xml:space="preserve"> </w:t>
-      </w:r>
-      <w:proofErr w:type="spellStart"/>
-      <w:r>
-        <w:rPr>
-          <w:rFonts w:ascii="Times New Roman" w:hAnsi="Times New Roman" w:cs="Times New Roman"/>
-        </w:rPr>
-        <w:t>LƯ</w:t>
-      </w:r>
-      <w:r>
-        <w:rPr>
-          <w:rFonts w:ascii="Times New Roman" w:hAnsi="Times New Roman" w:cs="Times New Roman"/>
-        </w:rPr>
-        <w:t>Ợ</w:t>
-      </w:r>
-      <w:r>
-        <w:rPr>
-          <w:rFonts w:ascii="Times New Roman" w:hAnsi="Times New Roman" w:cs="Times New Roman"/>
-        </w:rPr>
-        <w:t>NG</w:t>
+        <w:t>LƯỢNG</w:t>
       </w:r>
       <w:proofErr w:type="spellEnd"/>
       <w:r>
@@ -20449,19 +20070,7 @@
         <w:rPr>
           <w:rFonts w:ascii="Times New Roman" w:hAnsi="Times New Roman" w:cs="Times New Roman"/>
         </w:rPr>
-        <w:t>T</w:t>
-      </w:r>
-      <w:r>
-        <w:rPr>
-          <w:rFonts w:ascii="Times New Roman" w:hAnsi="Times New Roman" w:cs="Times New Roman"/>
-        </w:rPr>
-        <w:t>ạ</w:t>
-      </w:r>
-      <w:r>
-        <w:rPr>
-          <w:rFonts w:ascii="Times New Roman" w:hAnsi="Times New Roman" w:cs="Times New Roman"/>
-        </w:rPr>
-        <w:t>o</w:t>
+        <w:t>Tạo</w:t>
       </w:r>
       <w:proofErr w:type="spellEnd"/>
       <w:r>
@@ -21047,14 +20656,7 @@
                 <w:rFonts w:cs="Times New Roman"/>
                 <w:szCs w:val="24"/>
               </w:rPr>
-              <w:t xml:space="preserve">25, 465, </w:t>
-            </w:r>
-            <w:r>
-              <w:rPr>
-                <w:rFonts w:cs="Times New Roman"/>
-                <w:szCs w:val="24"/>
-              </w:rPr>
-              <w:t>587, 110, 995, 143, 993</w:t>
+              <w:t>25, 465, 587, 110, 995, 143, 993</w:t>
             </w:r>
           </w:p>
         </w:tc>
@@ -21079,45 +20681,21 @@
         <w:rPr>
           <w:rFonts w:ascii="Times New Roman" w:hAnsi="Times New Roman" w:cs="Times New Roman"/>
         </w:rPr>
-        <w:t>t</w:t>
-      </w:r>
+        <w:t>tối</w:t>
+      </w:r>
+      <w:proofErr w:type="spellEnd"/>
       <w:r>
         <w:rPr>
           <w:rFonts w:ascii="Times New Roman" w:hAnsi="Times New Roman" w:cs="Times New Roman"/>
         </w:rPr>
-        <w:t>ố</w:t>
-      </w:r>
+        <w:t xml:space="preserve"> </w:t>
+      </w:r>
+      <w:proofErr w:type="spellStart"/>
       <w:r>
         <w:rPr>
           <w:rFonts w:ascii="Times New Roman" w:hAnsi="Times New Roman" w:cs="Times New Roman"/>
         </w:rPr>
-        <w:t>i</w:t>
-      </w:r>
-      <w:proofErr w:type="spellEnd"/>
-      <w:r>
-        <w:rPr>
-          <w:rFonts w:ascii="Times New Roman" w:hAnsi="Times New Roman" w:cs="Times New Roman"/>
-        </w:rPr>
-        <w:t xml:space="preserve"> </w:t>
-      </w:r>
-      <w:proofErr w:type="spellStart"/>
-      <w:r>
-        <w:rPr>
-          <w:rFonts w:ascii="Times New Roman" w:hAnsi="Times New Roman" w:cs="Times New Roman"/>
-        </w:rPr>
-        <w:t>thi</w:t>
-      </w:r>
-      <w:r>
-        <w:rPr>
-          <w:rFonts w:ascii="Times New Roman" w:hAnsi="Times New Roman" w:cs="Times New Roman"/>
-        </w:rPr>
-        <w:t>ể</w:t>
-      </w:r>
-      <w:r>
-        <w:rPr>
-          <w:rFonts w:ascii="Times New Roman" w:hAnsi="Times New Roman" w:cs="Times New Roman"/>
-        </w:rPr>
-        <w:t>u</w:t>
+        <w:t>thiểu</w:t>
       </w:r>
       <w:proofErr w:type="spellEnd"/>
       <w:r>
@@ -22081,14 +21659,7 @@
                 <w:rFonts w:cs="Times New Roman"/>
                 <w:szCs w:val="24"/>
               </w:rPr>
-              <w:t xml:space="preserve">Cho </w:t>
-            </w:r>
-            <w:r>
-              <w:rPr>
-                <w:rFonts w:cs="Times New Roman"/>
-                <w:szCs w:val="24"/>
-              </w:rPr>
-              <w:t xml:space="preserve">email </w:t>
+              <w:t xml:space="preserve">Cho email </w:t>
             </w:r>
             <w:proofErr w:type="spellStart"/>
             <w:r>
@@ -23397,21 +22968,7 @@
         <w:rPr>
           <w:rFonts w:cs="Times New Roman"/>
         </w:rPr>
-        <w:t xml:space="preserve"> </w:t>
-      </w:r>
-      <w:proofErr w:type="spellStart"/>
-      <w:r>
-        <w:rPr>
-          <w:rFonts w:cs="Times New Roman"/>
-        </w:rPr>
-        <w:t>là</w:t>
-      </w:r>
-      <w:proofErr w:type="spellEnd"/>
-      <w:r>
-        <w:rPr>
-          <w:rFonts w:cs="Times New Roman"/>
-        </w:rPr>
-        <w:t xml:space="preserve"> stateful firewall; state </w:t>
+        <w:t xml:space="preserve"> là stateful firewall; state </w:t>
       </w:r>
       <w:proofErr w:type="spellStart"/>
       <w:r>
@@ -23886,19 +23443,21 @@
         <w:rPr>
           <w:rFonts w:ascii="Times New Roman" w:hAnsi="Times New Roman" w:cs="Times New Roman"/>
         </w:rPr>
-        <w:t>Ki</w:t>
-      </w:r>
+        <w:t>Kiểm</w:t>
+      </w:r>
+      <w:proofErr w:type="spellEnd"/>
       <w:r>
         <w:rPr>
           <w:rFonts w:ascii="Times New Roman" w:hAnsi="Times New Roman" w:cs="Times New Roman"/>
         </w:rPr>
-        <w:t>ể</w:t>
-      </w:r>
+        <w:t xml:space="preserve"> </w:t>
+      </w:r>
+      <w:proofErr w:type="spellStart"/>
       <w:r>
         <w:rPr>
           <w:rFonts w:ascii="Times New Roman" w:hAnsi="Times New Roman" w:cs="Times New Roman"/>
         </w:rPr>
-        <w:t>m</w:t>
+        <w:t>thử</w:t>
       </w:r>
       <w:proofErr w:type="spellEnd"/>
       <w:r>
@@ -23912,39 +23471,7 @@
         <w:rPr>
           <w:rFonts w:ascii="Times New Roman" w:hAnsi="Times New Roman" w:cs="Times New Roman"/>
         </w:rPr>
-        <w:t>th</w:t>
-      </w:r>
-      <w:r>
-        <w:rPr>
-          <w:rFonts w:ascii="Times New Roman" w:hAnsi="Times New Roman" w:cs="Times New Roman"/>
-        </w:rPr>
-        <w:t>ử</w:t>
-      </w:r>
-      <w:proofErr w:type="spellEnd"/>
-      <w:r>
-        <w:rPr>
-          <w:rFonts w:ascii="Times New Roman" w:hAnsi="Times New Roman" w:cs="Times New Roman"/>
-        </w:rPr>
-        <w:t xml:space="preserve"> </w:t>
-      </w:r>
-      <w:proofErr w:type="spellStart"/>
-      <w:r>
-        <w:rPr>
-          <w:rFonts w:ascii="Times New Roman" w:hAnsi="Times New Roman" w:cs="Times New Roman"/>
-        </w:rPr>
-        <w:t>ch</w:t>
-      </w:r>
-      <w:r>
-        <w:rPr>
-          <w:rFonts w:ascii="Times New Roman" w:hAnsi="Times New Roman" w:cs="Times New Roman"/>
-        </w:rPr>
-        <w:t>ố</w:t>
-      </w:r>
-      <w:r>
-        <w:rPr>
-          <w:rFonts w:ascii="Times New Roman" w:hAnsi="Times New Roman" w:cs="Times New Roman"/>
-        </w:rPr>
-        <w:t>ng</w:t>
+        <w:t>chống</w:t>
       </w:r>
       <w:proofErr w:type="spellEnd"/>
       <w:r>
@@ -24284,15 +23811,7 @@
           <w:sz w:val="26"/>
           <w:szCs w:val="26"/>
         </w:rPr>
-        <w:t xml:space="preserve"> website HTTP/HTTPS: Client</w:t>
-      </w:r>
-      <w:r>
-        <w:rPr>
-          <w:rFonts w:cs="Times New Roman"/>
-          <w:sz w:val="26"/>
-          <w:szCs w:val="26"/>
-        </w:rPr>
-        <w:t xml:space="preserve">-A/B </w:t>
+        <w:t xml:space="preserve"> website HTTP/HTTPS: Client-A/B </w:t>
       </w:r>
       <w:proofErr w:type="spellStart"/>
       <w:r>
@@ -24788,19 +24307,7 @@
         <w:rPr>
           <w:rFonts w:ascii="Times New Roman" w:hAnsi="Times New Roman" w:cs="Times New Roman"/>
         </w:rPr>
-        <w:t>D</w:t>
-      </w:r>
-      <w:r>
-        <w:rPr>
-          <w:rFonts w:ascii="Times New Roman" w:hAnsi="Times New Roman" w:cs="Times New Roman"/>
-        </w:rPr>
-        <w:t>Ự</w:t>
-      </w:r>
-      <w:r>
-        <w:rPr>
-          <w:rFonts w:ascii="Times New Roman" w:hAnsi="Times New Roman" w:cs="Times New Roman"/>
-        </w:rPr>
-        <w:t>NG</w:t>
+        <w:t>DỰNG</w:t>
       </w:r>
       <w:proofErr w:type="spellEnd"/>
       <w:r>
@@ -25388,15 +24895,7 @@
           <w:sz w:val="26"/>
           <w:szCs w:val="26"/>
         </w:rPr>
-        <w:t>kí</w:t>
-      </w:r>
-      <w:r>
-        <w:rPr>
-          <w:rFonts w:cs="Times New Roman"/>
-          <w:sz w:val="26"/>
-          <w:szCs w:val="26"/>
-        </w:rPr>
-        <w:t>ch</w:t>
+        <w:t>kích</w:t>
       </w:r>
       <w:proofErr w:type="spellEnd"/>
       <w:r>
@@ -26700,15 +26199,7 @@
           <w:sz w:val="26"/>
           <w:szCs w:val="26"/>
         </w:rPr>
-        <w:t>phú</w:t>
-      </w:r>
-      <w:r>
-        <w:rPr>
-          <w:rFonts w:cs="Times New Roman"/>
-          <w:sz w:val="26"/>
-          <w:szCs w:val="26"/>
-        </w:rPr>
-        <w:t>t</w:t>
+        <w:t>phút</w:t>
       </w:r>
       <w:proofErr w:type="spellEnd"/>
       <w:r>
@@ -27205,15 +26696,7 @@
           <w:sz w:val="26"/>
           <w:szCs w:val="26"/>
         </w:rPr>
-        <w:t>lu</w:t>
-      </w:r>
-      <w:r>
-        <w:rPr>
-          <w:rFonts w:cs="Times New Roman"/>
-          <w:sz w:val="26"/>
-          <w:szCs w:val="26"/>
-        </w:rPr>
-        <w:t>ôn</w:t>
+        <w:t>luôn</w:t>
       </w:r>
       <w:proofErr w:type="spellEnd"/>
       <w:r>
@@ -27564,19 +27047,7 @@
         <w:rPr>
           <w:rFonts w:ascii="Times New Roman" w:hAnsi="Times New Roman" w:cs="Times New Roman"/>
         </w:rPr>
-        <w:t>th</w:t>
-      </w:r>
-      <w:r>
-        <w:rPr>
-          <w:rFonts w:ascii="Times New Roman" w:hAnsi="Times New Roman" w:cs="Times New Roman"/>
-        </w:rPr>
-        <w:t>ờ</w:t>
-      </w:r>
-      <w:r>
-        <w:rPr>
-          <w:rFonts w:ascii="Times New Roman" w:hAnsi="Times New Roman" w:cs="Times New Roman"/>
-        </w:rPr>
-        <w:t>i</w:t>
+        <w:t>thời</w:t>
       </w:r>
       <w:proofErr w:type="spellEnd"/>
       <w:r>
@@ -27809,15 +27280,7 @@
           <w:sz w:val="26"/>
           <w:szCs w:val="26"/>
         </w:rPr>
-        <w:t xml:space="preserve"> category quo</w:t>
-      </w:r>
-      <w:r>
-        <w:rPr>
-          <w:rFonts w:cs="Times New Roman"/>
-          <w:sz w:val="26"/>
-          <w:szCs w:val="26"/>
-        </w:rPr>
-        <w:t xml:space="preserve">ta </w:t>
+        <w:t xml:space="preserve"> category quota </w:t>
       </w:r>
       <w:proofErr w:type="spellStart"/>
       <w:r>
@@ -28402,15 +27865,7 @@
           <w:sz w:val="26"/>
           <w:szCs w:val="26"/>
         </w:rPr>
-        <w:t>c</w:t>
-      </w:r>
-      <w:r>
-        <w:rPr>
-          <w:rFonts w:cs="Times New Roman"/>
-          <w:sz w:val="26"/>
-          <w:szCs w:val="26"/>
-        </w:rPr>
-        <w:t>ó</w:t>
+        <w:t>có</w:t>
       </w:r>
       <w:proofErr w:type="spellEnd"/>
       <w:r>
@@ -29058,14 +28513,7 @@
                 <w:rFonts w:cs="Times New Roman"/>
                 <w:szCs w:val="24"/>
               </w:rPr>
-              <w:t xml:space="preserve"> daily </w:t>
-            </w:r>
-            <w:r>
-              <w:rPr>
-                <w:rFonts w:cs="Times New Roman"/>
-                <w:szCs w:val="24"/>
-              </w:rPr>
-              <w:t>category quota.</w:t>
+              <w:t xml:space="preserve"> daily category quota.</w:t>
             </w:r>
           </w:p>
         </w:tc>
@@ -29453,13 +28901,7 @@
         <w:rPr>
           <w:rFonts w:cs="Times New Roman"/>
         </w:rPr>
-        <w:t xml:space="preserve"> f</w:t>
-      </w:r>
-      <w:r>
-        <w:rPr>
-          <w:rFonts w:cs="Times New Roman"/>
-        </w:rPr>
-        <w:t xml:space="preserve">ile </w:t>
+        <w:t xml:space="preserve"> file </w:t>
       </w:r>
       <w:proofErr w:type="spellStart"/>
       <w:r>
@@ -30025,71 +29467,35 @@
         <w:rPr>
           <w:rFonts w:ascii="Times New Roman" w:hAnsi="Times New Roman" w:cs="Times New Roman"/>
         </w:rPr>
-        <w:t>Gi</w:t>
-      </w:r>
+        <w:t>Giới</w:t>
+      </w:r>
+      <w:proofErr w:type="spellEnd"/>
       <w:r>
         <w:rPr>
           <w:rFonts w:ascii="Times New Roman" w:hAnsi="Times New Roman" w:cs="Times New Roman"/>
         </w:rPr>
-        <w:t>ớ</w:t>
-      </w:r>
+        <w:t xml:space="preserve"> </w:t>
+      </w:r>
+      <w:proofErr w:type="spellStart"/>
       <w:r>
         <w:rPr>
           <w:rFonts w:ascii="Times New Roman" w:hAnsi="Times New Roman" w:cs="Times New Roman"/>
         </w:rPr>
-        <w:t>i</w:t>
+        <w:t>hạn</w:t>
       </w:r>
       <w:proofErr w:type="spellEnd"/>
       <w:r>
         <w:rPr>
           <w:rFonts w:ascii="Times New Roman" w:hAnsi="Times New Roman" w:cs="Times New Roman"/>
         </w:rPr>
-        <w:t xml:space="preserve"> </w:t>
+        <w:t xml:space="preserve"> file </w:t>
       </w:r>
       <w:proofErr w:type="spellStart"/>
       <w:r>
         <w:rPr>
           <w:rFonts w:ascii="Times New Roman" w:hAnsi="Times New Roman" w:cs="Times New Roman"/>
         </w:rPr>
-        <w:t>h</w:t>
-      </w:r>
-      <w:r>
-        <w:rPr>
-          <w:rFonts w:ascii="Times New Roman" w:hAnsi="Times New Roman" w:cs="Times New Roman"/>
-        </w:rPr>
-        <w:t>ạ</w:t>
-      </w:r>
-      <w:r>
-        <w:rPr>
-          <w:rFonts w:ascii="Times New Roman" w:hAnsi="Times New Roman" w:cs="Times New Roman"/>
-        </w:rPr>
-        <w:t>n</w:t>
-      </w:r>
-      <w:proofErr w:type="spellEnd"/>
-      <w:r>
-        <w:rPr>
-          <w:rFonts w:ascii="Times New Roman" w:hAnsi="Times New Roman" w:cs="Times New Roman"/>
-        </w:rPr>
-        <w:t xml:space="preserve"> file </w:t>
-      </w:r>
-      <w:proofErr w:type="spellStart"/>
-      <w:r>
-        <w:rPr>
-          <w:rFonts w:ascii="Times New Roman" w:hAnsi="Times New Roman" w:cs="Times New Roman"/>
-        </w:rPr>
-        <w:t>l</w:t>
-      </w:r>
-      <w:r>
-        <w:rPr>
-          <w:rFonts w:ascii="Times New Roman" w:hAnsi="Times New Roman" w:cs="Times New Roman"/>
-        </w:rPr>
-        <w:t>ớ</w:t>
-      </w:r>
-      <w:r>
-        <w:rPr>
-          <w:rFonts w:ascii="Times New Roman" w:hAnsi="Times New Roman" w:cs="Times New Roman"/>
-        </w:rPr>
-        <w:t>n</w:t>
+        <w:t>lớn</w:t>
       </w:r>
       <w:proofErr w:type="spellEnd"/>
       <w:r>
@@ -30729,13 +30135,7 @@
         <w:rPr>
           <w:rFonts w:cs="Times New Roman"/>
         </w:rPr>
-        <w:t>100</w:t>
-      </w:r>
-      <w:r>
-        <w:rPr>
-          <w:rFonts w:cs="Times New Roman"/>
-        </w:rPr>
-        <w:t>MB.bin</w:t>
+        <w:t>100MB.bin</w:t>
       </w:r>
       <w:proofErr w:type="spellEnd"/>
       <w:r>
@@ -31002,19 +30402,7 @@
         <w:rPr>
           <w:rFonts w:ascii="Times New Roman" w:hAnsi="Times New Roman" w:cs="Times New Roman"/>
         </w:rPr>
-        <w:t>bi</w:t>
-      </w:r>
-      <w:r>
-        <w:rPr>
-          <w:rFonts w:ascii="Times New Roman" w:hAnsi="Times New Roman" w:cs="Times New Roman"/>
-        </w:rPr>
-        <w:t>ế</w:t>
-      </w:r>
-      <w:r>
-        <w:rPr>
-          <w:rFonts w:ascii="Times New Roman" w:hAnsi="Times New Roman" w:cs="Times New Roman"/>
-        </w:rPr>
-        <w:t>n</w:t>
+        <w:t>biến</w:t>
       </w:r>
       <w:proofErr w:type="spellEnd"/>
       <w:r>
@@ -31641,91 +31029,49 @@
         <w:rPr>
           <w:rFonts w:ascii="Times New Roman" w:hAnsi="Times New Roman" w:cs="Times New Roman"/>
         </w:rPr>
-        <w:t>KI</w:t>
-      </w:r>
+        <w:t>KIỂM</w:t>
+      </w:r>
+      <w:proofErr w:type="spellEnd"/>
       <w:r>
         <w:rPr>
           <w:rFonts w:ascii="Times New Roman" w:hAnsi="Times New Roman" w:cs="Times New Roman"/>
         </w:rPr>
-        <w:t>Ể</w:t>
-      </w:r>
+        <w:t xml:space="preserve"> </w:t>
+      </w:r>
+      <w:proofErr w:type="spellStart"/>
       <w:r>
         <w:rPr>
           <w:rFonts w:ascii="Times New Roman" w:hAnsi="Times New Roman" w:cs="Times New Roman"/>
         </w:rPr>
-        <w:t>M</w:t>
+        <w:t>THỬ</w:t>
       </w:r>
       <w:proofErr w:type="spellEnd"/>
       <w:r>
         <w:rPr>
           <w:rFonts w:ascii="Times New Roman" w:hAnsi="Times New Roman" w:cs="Times New Roman"/>
         </w:rPr>
-        <w:t xml:space="preserve"> </w:t>
+        <w:t xml:space="preserve"> THEO </w:t>
       </w:r>
       <w:proofErr w:type="spellStart"/>
       <w:r>
         <w:rPr>
           <w:rFonts w:ascii="Times New Roman" w:hAnsi="Times New Roman" w:cs="Times New Roman"/>
         </w:rPr>
-        <w:t>TH</w:t>
-      </w:r>
+        <w:t>KỊCH</w:t>
+      </w:r>
+      <w:proofErr w:type="spellEnd"/>
       <w:r>
         <w:rPr>
           <w:rFonts w:ascii="Times New Roman" w:hAnsi="Times New Roman" w:cs="Times New Roman"/>
         </w:rPr>
-        <w:t>Ử</w:t>
-      </w:r>
-      <w:proofErr w:type="spellEnd"/>
+        <w:t xml:space="preserve"> </w:t>
+      </w:r>
+      <w:proofErr w:type="spellStart"/>
       <w:r>
         <w:rPr>
           <w:rFonts w:ascii="Times New Roman" w:hAnsi="Times New Roman" w:cs="Times New Roman"/>
         </w:rPr>
-        <w:t xml:space="preserve"> THEO </w:t>
-      </w:r>
-      <w:proofErr w:type="spellStart"/>
-      <w:r>
-        <w:rPr>
-          <w:rFonts w:ascii="Times New Roman" w:hAnsi="Times New Roman" w:cs="Times New Roman"/>
-        </w:rPr>
-        <w:t>K</w:t>
-      </w:r>
-      <w:r>
-        <w:rPr>
-          <w:rFonts w:ascii="Times New Roman" w:hAnsi="Times New Roman" w:cs="Times New Roman"/>
-        </w:rPr>
-        <w:t>Ị</w:t>
-      </w:r>
-      <w:r>
-        <w:rPr>
-          <w:rFonts w:ascii="Times New Roman" w:hAnsi="Times New Roman" w:cs="Times New Roman"/>
-        </w:rPr>
-        <w:t>CH</w:t>
-      </w:r>
-      <w:proofErr w:type="spellEnd"/>
-      <w:r>
-        <w:rPr>
-          <w:rFonts w:ascii="Times New Roman" w:hAnsi="Times New Roman" w:cs="Times New Roman"/>
-        </w:rPr>
-        <w:t xml:space="preserve"> </w:t>
-      </w:r>
-      <w:proofErr w:type="spellStart"/>
-      <w:r>
-        <w:rPr>
-          <w:rFonts w:ascii="Times New Roman" w:hAnsi="Times New Roman" w:cs="Times New Roman"/>
-        </w:rPr>
-        <w:t>B</w:t>
-      </w:r>
-      <w:r>
-        <w:rPr>
-          <w:rFonts w:ascii="Times New Roman" w:hAnsi="Times New Roman" w:cs="Times New Roman"/>
-        </w:rPr>
-        <w:t>Ả</w:t>
-      </w:r>
-      <w:r>
-        <w:rPr>
-          <w:rFonts w:ascii="Times New Roman" w:hAnsi="Times New Roman" w:cs="Times New Roman"/>
-        </w:rPr>
-        <w:t>N</w:t>
+        <w:t>BẢN</w:t>
       </w:r>
       <w:bookmarkEnd w:id="27"/>
       <w:proofErr w:type="spellEnd"/>
@@ -33061,6 +32407,7 @@
                 <w:rFonts w:cs="Times New Roman"/>
                 <w:szCs w:val="24"/>
               </w:rPr>
+              <w:lastRenderedPageBreak/>
               <w:t>6. Entertainment/Game</w:t>
             </w:r>
           </w:p>
@@ -33113,7 +32460,6 @@
                 <w:rFonts w:cs="Times New Roman"/>
                 <w:szCs w:val="24"/>
               </w:rPr>
-              <w:lastRenderedPageBreak/>
               <w:t>games.lab7.test</w:t>
             </w:r>
             <w:proofErr w:type="spellEnd"/>
@@ -33149,7 +32495,6 @@
                 <w:rFonts w:cs="Times New Roman"/>
                 <w:szCs w:val="24"/>
               </w:rPr>
-              <w:lastRenderedPageBreak/>
               <w:t>Chỉ</w:t>
             </w:r>
             <w:proofErr w:type="spellEnd"/>
@@ -33310,7 +32655,6 @@
                 <w:rFonts w:cs="Times New Roman"/>
                 <w:szCs w:val="24"/>
               </w:rPr>
-              <w:lastRenderedPageBreak/>
               <w:t>chặn</w:t>
             </w:r>
             <w:proofErr w:type="spellEnd"/>
@@ -33357,7 +32701,6 @@
                 <w:rFonts w:cs="Times New Roman"/>
                 <w:szCs w:val="24"/>
               </w:rPr>
-              <w:lastRenderedPageBreak/>
               <w:t>7. Streaming</w:t>
             </w:r>
           </w:p>
@@ -34450,14 +33793,7 @@
                 <w:rFonts w:cs="Times New Roman"/>
                 <w:szCs w:val="24"/>
               </w:rPr>
-              <w:t>tố</w:t>
-            </w:r>
-            <w:r>
-              <w:rPr>
-                <w:rFonts w:cs="Times New Roman"/>
-                <w:szCs w:val="24"/>
-              </w:rPr>
-              <w:t>i</w:t>
+              <w:t>tối</w:t>
             </w:r>
             <w:proofErr w:type="spellEnd"/>
             <w:r>
@@ -34914,47 +34250,49 @@
         <w:rPr>
           <w:rFonts w:ascii="Times New Roman" w:hAnsi="Times New Roman" w:cs="Times New Roman"/>
         </w:rPr>
-        <w:t>Ki</w:t>
-      </w:r>
+        <w:t>Kiểm</w:t>
+      </w:r>
+      <w:proofErr w:type="spellEnd"/>
       <w:r>
         <w:rPr>
           <w:rFonts w:ascii="Times New Roman" w:hAnsi="Times New Roman" w:cs="Times New Roman"/>
         </w:rPr>
-        <w:t>ể</w:t>
-      </w:r>
+        <w:t xml:space="preserve"> </w:t>
+      </w:r>
+      <w:proofErr w:type="spellStart"/>
       <w:r>
         <w:rPr>
           <w:rFonts w:ascii="Times New Roman" w:hAnsi="Times New Roman" w:cs="Times New Roman"/>
         </w:rPr>
-        <w:t>m</w:t>
+        <w:t>tra</w:t>
       </w:r>
       <w:proofErr w:type="spellEnd"/>
       <w:r>
         <w:rPr>
           <w:rFonts w:ascii="Times New Roman" w:hAnsi="Times New Roman" w:cs="Times New Roman"/>
         </w:rPr>
-        <w:t xml:space="preserve"> </w:t>
+        <w:t xml:space="preserve"> log </w:t>
       </w:r>
       <w:proofErr w:type="spellStart"/>
       <w:r>
         <w:rPr>
           <w:rFonts w:ascii="Times New Roman" w:hAnsi="Times New Roman" w:cs="Times New Roman"/>
         </w:rPr>
-        <w:t>tra</w:t>
+        <w:t>sau</w:t>
       </w:r>
       <w:proofErr w:type="spellEnd"/>
       <w:r>
         <w:rPr>
           <w:rFonts w:ascii="Times New Roman" w:hAnsi="Times New Roman" w:cs="Times New Roman"/>
         </w:rPr>
-        <w:t xml:space="preserve"> log </w:t>
+        <w:t xml:space="preserve"> </w:t>
       </w:r>
       <w:proofErr w:type="spellStart"/>
       <w:r>
         <w:rPr>
           <w:rFonts w:ascii="Times New Roman" w:hAnsi="Times New Roman" w:cs="Times New Roman"/>
         </w:rPr>
-        <w:t>sau</w:t>
+        <w:t>từng</w:t>
       </w:r>
       <w:proofErr w:type="spellEnd"/>
       <w:r>
@@ -34968,71 +34306,21 @@
         <w:rPr>
           <w:rFonts w:ascii="Times New Roman" w:hAnsi="Times New Roman" w:cs="Times New Roman"/>
         </w:rPr>
-        <w:t>t</w:t>
-      </w:r>
+        <w:t>kịch</w:t>
+      </w:r>
+      <w:proofErr w:type="spellEnd"/>
       <w:r>
         <w:rPr>
           <w:rFonts w:ascii="Times New Roman" w:hAnsi="Times New Roman" w:cs="Times New Roman"/>
         </w:rPr>
-        <w:t>ừ</w:t>
-      </w:r>
+        <w:t xml:space="preserve"> </w:t>
+      </w:r>
+      <w:proofErr w:type="spellStart"/>
       <w:r>
         <w:rPr>
           <w:rFonts w:ascii="Times New Roman" w:hAnsi="Times New Roman" w:cs="Times New Roman"/>
         </w:rPr>
-        <w:t>ng</w:t>
-      </w:r>
-      <w:proofErr w:type="spellEnd"/>
-      <w:r>
-        <w:rPr>
-          <w:rFonts w:ascii="Times New Roman" w:hAnsi="Times New Roman" w:cs="Times New Roman"/>
-        </w:rPr>
-        <w:t xml:space="preserve"> </w:t>
-      </w:r>
-      <w:proofErr w:type="spellStart"/>
-      <w:r>
-        <w:rPr>
-          <w:rFonts w:ascii="Times New Roman" w:hAnsi="Times New Roman" w:cs="Times New Roman"/>
-        </w:rPr>
-        <w:t>k</w:t>
-      </w:r>
-      <w:r>
-        <w:rPr>
-          <w:rFonts w:ascii="Times New Roman" w:hAnsi="Times New Roman" w:cs="Times New Roman"/>
-        </w:rPr>
-        <w:t>ị</w:t>
-      </w:r>
-      <w:r>
-        <w:rPr>
-          <w:rFonts w:ascii="Times New Roman" w:hAnsi="Times New Roman" w:cs="Times New Roman"/>
-        </w:rPr>
-        <w:t>ch</w:t>
-      </w:r>
-      <w:proofErr w:type="spellEnd"/>
-      <w:r>
-        <w:rPr>
-          <w:rFonts w:ascii="Times New Roman" w:hAnsi="Times New Roman" w:cs="Times New Roman"/>
-        </w:rPr>
-        <w:t xml:space="preserve"> </w:t>
-      </w:r>
-      <w:proofErr w:type="spellStart"/>
-      <w:r>
-        <w:rPr>
-          <w:rFonts w:ascii="Times New Roman" w:hAnsi="Times New Roman" w:cs="Times New Roman"/>
-        </w:rPr>
-        <w:t>b</w:t>
-      </w:r>
-      <w:r>
-        <w:rPr>
-          <w:rFonts w:ascii="Times New Roman" w:hAnsi="Times New Roman" w:cs="Times New Roman"/>
-        </w:rPr>
-        <w:t>ả</w:t>
-      </w:r>
-      <w:r>
-        <w:rPr>
-          <w:rFonts w:ascii="Times New Roman" w:hAnsi="Times New Roman" w:cs="Times New Roman"/>
-        </w:rPr>
-        <w:t>n</w:t>
+        <w:t>bản</w:t>
       </w:r>
       <w:bookmarkEnd w:id="28"/>
       <w:proofErr w:type="spellEnd"/>
@@ -35533,13 +34821,7 @@
         <w:rPr>
           <w:rFonts w:cs="Times New Roman"/>
         </w:rPr>
-        <w:t xml:space="preserve"> proxy 10.6.0.30:8</w:t>
-      </w:r>
-      <w:r>
-        <w:rPr>
-          <w:rFonts w:cs="Times New Roman"/>
-        </w:rPr>
-        <w:t xml:space="preserve">080 hay </w:t>
+        <w:t xml:space="preserve"> proxy 10.6.0.30:8080 hay </w:t>
       </w:r>
       <w:proofErr w:type="spellStart"/>
       <w:r>
@@ -35575,19 +34857,21 @@
         <w:rPr>
           <w:rFonts w:ascii="Times New Roman" w:hAnsi="Times New Roman" w:cs="Times New Roman"/>
         </w:rPr>
-        <w:t>PH</w:t>
-      </w:r>
+        <w:t>PHẦN</w:t>
+      </w:r>
+      <w:proofErr w:type="spellEnd"/>
       <w:r>
         <w:rPr>
           <w:rFonts w:ascii="Times New Roman" w:hAnsi="Times New Roman" w:cs="Times New Roman"/>
         </w:rPr>
-        <w:t>Ầ</w:t>
-      </w:r>
+        <w:t xml:space="preserve"> </w:t>
+      </w:r>
+      <w:proofErr w:type="spellStart"/>
       <w:r>
         <w:rPr>
           <w:rFonts w:ascii="Times New Roman" w:hAnsi="Times New Roman" w:cs="Times New Roman"/>
         </w:rPr>
-        <w:t>N</w:t>
+        <w:t>MỞ</w:t>
       </w:r>
       <w:proofErr w:type="spellEnd"/>
       <w:r>
@@ -35601,39 +34885,7 @@
         <w:rPr>
           <w:rFonts w:ascii="Times New Roman" w:hAnsi="Times New Roman" w:cs="Times New Roman"/>
         </w:rPr>
-        <w:t>M</w:t>
-      </w:r>
-      <w:r>
-        <w:rPr>
-          <w:rFonts w:ascii="Times New Roman" w:hAnsi="Times New Roman" w:cs="Times New Roman"/>
-        </w:rPr>
-        <w:t>Ở</w:t>
-      </w:r>
-      <w:proofErr w:type="spellEnd"/>
-      <w:r>
-        <w:rPr>
-          <w:rFonts w:ascii="Times New Roman" w:hAnsi="Times New Roman" w:cs="Times New Roman"/>
-        </w:rPr>
-        <w:t xml:space="preserve"> </w:t>
-      </w:r>
-      <w:proofErr w:type="spellStart"/>
-      <w:r>
-        <w:rPr>
-          <w:rFonts w:ascii="Times New Roman" w:hAnsi="Times New Roman" w:cs="Times New Roman"/>
-        </w:rPr>
-        <w:t>R</w:t>
-      </w:r>
-      <w:r>
-        <w:rPr>
-          <w:rFonts w:ascii="Times New Roman" w:hAnsi="Times New Roman" w:cs="Times New Roman"/>
-        </w:rPr>
-        <w:t>Ộ</w:t>
-      </w:r>
-      <w:r>
-        <w:rPr>
-          <w:rFonts w:ascii="Times New Roman" w:hAnsi="Times New Roman" w:cs="Times New Roman"/>
-        </w:rPr>
-        <w:t>NG</w:t>
+        <w:t>RỘNG</w:t>
       </w:r>
       <w:bookmarkEnd w:id="29"/>
       <w:proofErr w:type="spellEnd"/>
@@ -35987,13 +35239,7 @@
         <w:rPr>
           <w:rFonts w:cs="Times New Roman"/>
         </w:rPr>
-        <w:t>e2guardian.</w:t>
-      </w:r>
-      <w:r>
-        <w:rPr>
-          <w:rFonts w:cs="Times New Roman"/>
-        </w:rPr>
-        <w:t>conf</w:t>
+        <w:t>e2guardian.conf</w:t>
       </w:r>
       <w:proofErr w:type="spellEnd"/>
       <w:r>
@@ -36252,6 +35498,7 @@
           <w:rFonts w:cs="Times New Roman"/>
           <w:b/>
         </w:rPr>
+        <w:lastRenderedPageBreak/>
         <w:t>Bước</w:t>
       </w:r>
       <w:proofErr w:type="spellEnd"/>
@@ -36353,7 +35600,6 @@
           <w:rFonts w:cs="Times New Roman"/>
           <w:b/>
         </w:rPr>
-        <w:lastRenderedPageBreak/>
         <w:t>Bước</w:t>
       </w:r>
       <w:proofErr w:type="spellEnd"/>
@@ -37292,67 +36538,49 @@
         <w:rPr>
           <w:rFonts w:ascii="Times New Roman" w:hAnsi="Times New Roman" w:cs="Times New Roman"/>
         </w:rPr>
-        <w:t>X</w:t>
-      </w:r>
+        <w:t>XỬ</w:t>
+      </w:r>
+      <w:proofErr w:type="spellEnd"/>
       <w:r>
         <w:rPr>
           <w:rFonts w:ascii="Times New Roman" w:hAnsi="Times New Roman" w:cs="Times New Roman"/>
         </w:rPr>
-        <w:t>Ử</w:t>
-      </w:r>
-      <w:proofErr w:type="spellEnd"/>
+        <w:t xml:space="preserve"> </w:t>
+      </w:r>
+      <w:proofErr w:type="spellStart"/>
       <w:r>
         <w:rPr>
           <w:rFonts w:ascii="Times New Roman" w:hAnsi="Times New Roman" w:cs="Times New Roman"/>
         </w:rPr>
-        <w:t xml:space="preserve"> </w:t>
-      </w:r>
-      <w:proofErr w:type="spellStart"/>
+        <w:t>LÝ</w:t>
+      </w:r>
+      <w:proofErr w:type="spellEnd"/>
       <w:r>
         <w:rPr>
           <w:rFonts w:ascii="Times New Roman" w:hAnsi="Times New Roman" w:cs="Times New Roman"/>
         </w:rPr>
-        <w:t>LÝ</w:t>
-      </w:r>
-      <w:proofErr w:type="spellEnd"/>
+        <w:t xml:space="preserve"> </w:t>
+      </w:r>
+      <w:proofErr w:type="spellStart"/>
       <w:r>
         <w:rPr>
           <w:rFonts w:ascii="Times New Roman" w:hAnsi="Times New Roman" w:cs="Times New Roman"/>
         </w:rPr>
-        <w:t xml:space="preserve"> </w:t>
-      </w:r>
-      <w:proofErr w:type="spellStart"/>
+        <w:t>SỰ</w:t>
+      </w:r>
+      <w:proofErr w:type="spellEnd"/>
       <w:r>
         <w:rPr>
           <w:rFonts w:ascii="Times New Roman" w:hAnsi="Times New Roman" w:cs="Times New Roman"/>
         </w:rPr>
-        <w:t>S</w:t>
-      </w:r>
+        <w:t xml:space="preserve"> </w:t>
+      </w:r>
+      <w:proofErr w:type="spellStart"/>
       <w:r>
         <w:rPr>
           <w:rFonts w:ascii="Times New Roman" w:hAnsi="Times New Roman" w:cs="Times New Roman"/>
         </w:rPr>
-        <w:t>Ự</w:t>
-      </w:r>
-      <w:proofErr w:type="spellEnd"/>
-      <w:r>
-        <w:rPr>
-          <w:rFonts w:ascii="Times New Roman" w:hAnsi="Times New Roman" w:cs="Times New Roman"/>
-        </w:rPr>
-        <w:t xml:space="preserve"> </w:t>
-      </w:r>
-      <w:proofErr w:type="spellStart"/>
-      <w:r>
-        <w:rPr>
-          <w:rFonts w:ascii="Times New Roman" w:hAnsi="Times New Roman" w:cs="Times New Roman"/>
-        </w:rPr>
-        <w:t>C</w:t>
-      </w:r>
-      <w:r>
-        <w:rPr>
-          <w:rFonts w:ascii="Times New Roman" w:hAnsi="Times New Roman" w:cs="Times New Roman"/>
-        </w:rPr>
-        <w:t>Ố</w:t>
+        <w:t>CỐ</w:t>
       </w:r>
       <w:bookmarkEnd w:id="30"/>
       <w:proofErr w:type="spellEnd"/>
@@ -37697,14 +36925,7 @@
                 <w:rFonts w:cs="Times New Roman"/>
                 <w:szCs w:val="24"/>
               </w:rPr>
-              <w:t xml:space="preserve">Proxy </w:t>
-            </w:r>
-            <w:r>
-              <w:rPr>
-                <w:rFonts w:cs="Times New Roman"/>
-                <w:szCs w:val="24"/>
-              </w:rPr>
-              <w:t xml:space="preserve">browser -&gt; ping 10.6.0.30 -&gt; port 8080 -&gt; </w:t>
+              <w:t xml:space="preserve">Proxy browser -&gt; ping 10.6.0.30 -&gt; port 8080 -&gt; </w:t>
             </w:r>
             <w:proofErr w:type="spellStart"/>
             <w:r>
@@ -38497,14 +37718,7 @@
                 <w:rFonts w:cs="Times New Roman"/>
                 <w:szCs w:val="24"/>
               </w:rPr>
-              <w:t xml:space="preserve"> </w:t>
-            </w:r>
-            <w:r>
-              <w:rPr>
-                <w:rFonts w:cs="Times New Roman"/>
-                <w:szCs w:val="24"/>
-              </w:rPr>
-              <w:t xml:space="preserve">non-bypass list </w:t>
+              <w:t xml:space="preserve"> non-bypass list </w:t>
             </w:r>
             <w:proofErr w:type="spellStart"/>
             <w:r>
@@ -39119,57 +38333,25 @@
           <w:sz w:val="24"/>
           <w:szCs w:val="24"/>
         </w:rPr>
-        <w:t>c</w:t>
-      </w:r>
+        <w:t>cần</w:t>
+      </w:r>
+      <w:proofErr w:type="spellEnd"/>
       <w:r>
         <w:rPr>
           <w:rFonts w:ascii="Times New Roman" w:hAnsi="Times New Roman" w:cs="Times New Roman"/>
           <w:sz w:val="24"/>
           <w:szCs w:val="24"/>
         </w:rPr>
-        <w:t>ầ</w:t>
-      </w:r>
+        <w:t xml:space="preserve"> </w:t>
+      </w:r>
+      <w:proofErr w:type="spellStart"/>
       <w:r>
         <w:rPr>
           <w:rFonts w:ascii="Times New Roman" w:hAnsi="Times New Roman" w:cs="Times New Roman"/>
           <w:sz w:val="24"/>
           <w:szCs w:val="24"/>
         </w:rPr>
-        <w:t>n</w:t>
-      </w:r>
-      <w:proofErr w:type="spellEnd"/>
-      <w:r>
-        <w:rPr>
-          <w:rFonts w:ascii="Times New Roman" w:hAnsi="Times New Roman" w:cs="Times New Roman"/>
-          <w:sz w:val="24"/>
-          <w:szCs w:val="24"/>
-        </w:rPr>
-        <w:t xml:space="preserve"> </w:t>
-      </w:r>
-      <w:proofErr w:type="spellStart"/>
-      <w:r>
-        <w:rPr>
-          <w:rFonts w:ascii="Times New Roman" w:hAnsi="Times New Roman" w:cs="Times New Roman"/>
-          <w:sz w:val="24"/>
-          <w:szCs w:val="24"/>
-        </w:rPr>
-        <w:t>bi</w:t>
-      </w:r>
-      <w:r>
-        <w:rPr>
-          <w:rFonts w:ascii="Times New Roman" w:hAnsi="Times New Roman" w:cs="Times New Roman"/>
-          <w:sz w:val="24"/>
-          <w:szCs w:val="24"/>
-        </w:rPr>
-        <w:t>ế</w:t>
-      </w:r>
-      <w:r>
-        <w:rPr>
-          <w:rFonts w:ascii="Times New Roman" w:hAnsi="Times New Roman" w:cs="Times New Roman"/>
-          <w:sz w:val="24"/>
-          <w:szCs w:val="24"/>
-        </w:rPr>
-        <w:t>t</w:t>
+        <w:t>biết</w:t>
       </w:r>
       <w:bookmarkEnd w:id="31"/>
       <w:proofErr w:type="spellEnd"/>
@@ -39223,6 +38405,7 @@
           <w:rFonts w:cs="Times New Roman"/>
           <w:szCs w:val="24"/>
         </w:rPr>
+        <w:lastRenderedPageBreak/>
         <w:t>E2Guardian</w:t>
       </w:r>
       <w:proofErr w:type="spellEnd"/>
@@ -39492,7 +38675,6 @@
           <w:rFonts w:cs="Times New Roman"/>
           <w:szCs w:val="24"/>
         </w:rPr>
-        <w:lastRenderedPageBreak/>
         <w:t>Squid: /var/log/squid/</w:t>
       </w:r>
       <w:proofErr w:type="spellStart"/>
@@ -39704,19 +38886,7 @@
         <w:rPr>
           <w:rFonts w:ascii="Times New Roman" w:hAnsi="Times New Roman" w:cs="Times New Roman"/>
         </w:rPr>
-        <w:t>H</w:t>
-      </w:r>
-      <w:r>
-        <w:rPr>
-          <w:rFonts w:ascii="Times New Roman" w:hAnsi="Times New Roman" w:cs="Times New Roman"/>
-        </w:rPr>
-        <w:t>Ỏ</w:t>
-      </w:r>
-      <w:r>
-        <w:rPr>
-          <w:rFonts w:ascii="Times New Roman" w:hAnsi="Times New Roman" w:cs="Times New Roman"/>
-        </w:rPr>
-        <w:t>I</w:t>
+        <w:t>HỎI</w:t>
       </w:r>
       <w:bookmarkEnd w:id="32"/>
       <w:proofErr w:type="spellEnd"/>
@@ -39746,105 +38916,63 @@
         <w:rPr>
           <w:rFonts w:ascii="Times New Roman" w:hAnsi="Times New Roman" w:cs="Times New Roman"/>
         </w:rPr>
-        <w:t>Ả</w:t>
-      </w:r>
+        <w:t>Ảnh</w:t>
+      </w:r>
+      <w:proofErr w:type="spellEnd"/>
       <w:r>
         <w:rPr>
           <w:rFonts w:ascii="Times New Roman" w:hAnsi="Times New Roman" w:cs="Times New Roman"/>
         </w:rPr>
-        <w:t>nh</w:t>
-      </w:r>
-      <w:proofErr w:type="spellEnd"/>
+        <w:t xml:space="preserve"> </w:t>
+      </w:r>
+      <w:proofErr w:type="spellStart"/>
       <w:r>
         <w:rPr>
           <w:rFonts w:ascii="Times New Roman" w:hAnsi="Times New Roman" w:cs="Times New Roman"/>
         </w:rPr>
-        <w:t xml:space="preserve"> </w:t>
-      </w:r>
-      <w:proofErr w:type="spellStart"/>
+        <w:t>minh</w:t>
+      </w:r>
+      <w:proofErr w:type="spellEnd"/>
       <w:r>
         <w:rPr>
           <w:rFonts w:ascii="Times New Roman" w:hAnsi="Times New Roman" w:cs="Times New Roman"/>
         </w:rPr>
-        <w:t>minh</w:t>
-      </w:r>
-      <w:proofErr w:type="spellEnd"/>
+        <w:t xml:space="preserve"> </w:t>
+      </w:r>
+      <w:proofErr w:type="spellStart"/>
       <w:r>
         <w:rPr>
           <w:rFonts w:ascii="Times New Roman" w:hAnsi="Times New Roman" w:cs="Times New Roman"/>
         </w:rPr>
-        <w:t xml:space="preserve"> </w:t>
-      </w:r>
-      <w:proofErr w:type="spellStart"/>
+        <w:t>chứng</w:t>
+      </w:r>
+      <w:proofErr w:type="spellEnd"/>
       <w:r>
         <w:rPr>
           <w:rFonts w:ascii="Times New Roman" w:hAnsi="Times New Roman" w:cs="Times New Roman"/>
         </w:rPr>
-        <w:t>ch</w:t>
-      </w:r>
+        <w:t xml:space="preserve"> </w:t>
+      </w:r>
+      <w:proofErr w:type="spellStart"/>
       <w:r>
         <w:rPr>
           <w:rFonts w:ascii="Times New Roman" w:hAnsi="Times New Roman" w:cs="Times New Roman"/>
         </w:rPr>
-        <w:t>ứ</w:t>
-      </w:r>
+        <w:t>bắt</w:t>
+      </w:r>
+      <w:proofErr w:type="spellEnd"/>
       <w:r>
         <w:rPr>
           <w:rFonts w:ascii="Times New Roman" w:hAnsi="Times New Roman" w:cs="Times New Roman"/>
         </w:rPr>
-        <w:t>ng</w:t>
-      </w:r>
-      <w:proofErr w:type="spellEnd"/>
+        <w:t xml:space="preserve"> </w:t>
+      </w:r>
+      <w:proofErr w:type="spellStart"/>
       <w:r>
         <w:rPr>
           <w:rFonts w:ascii="Times New Roman" w:hAnsi="Times New Roman" w:cs="Times New Roman"/>
         </w:rPr>
-        <w:t xml:space="preserve"> </w:t>
-      </w:r>
-      <w:proofErr w:type="spellStart"/>
-      <w:r>
-        <w:rPr>
-          <w:rFonts w:ascii="Times New Roman" w:hAnsi="Times New Roman" w:cs="Times New Roman"/>
-        </w:rPr>
-        <w:t>b</w:t>
-      </w:r>
-      <w:r>
-        <w:rPr>
-          <w:rFonts w:ascii="Times New Roman" w:hAnsi="Times New Roman" w:cs="Times New Roman"/>
-        </w:rPr>
-        <w:t>ắ</w:t>
-      </w:r>
-      <w:r>
-        <w:rPr>
-          <w:rFonts w:ascii="Times New Roman" w:hAnsi="Times New Roman" w:cs="Times New Roman"/>
-        </w:rPr>
-        <w:t>t</w:t>
-      </w:r>
-      <w:proofErr w:type="spellEnd"/>
-      <w:r>
-        <w:rPr>
-          <w:rFonts w:ascii="Times New Roman" w:hAnsi="Times New Roman" w:cs="Times New Roman"/>
-        </w:rPr>
-        <w:t xml:space="preserve"> </w:t>
-      </w:r>
-      <w:proofErr w:type="spellStart"/>
-      <w:r>
-        <w:rPr>
-          <w:rFonts w:ascii="Times New Roman" w:hAnsi="Times New Roman" w:cs="Times New Roman"/>
-        </w:rPr>
-        <w:t>bu</w:t>
-      </w:r>
-      <w:r>
-        <w:rPr>
-          <w:rFonts w:ascii="Times New Roman" w:hAnsi="Times New Roman" w:cs="Times New Roman"/>
-        </w:rPr>
-        <w:t>ộ</w:t>
-      </w:r>
-      <w:r>
-        <w:rPr>
-          <w:rFonts w:ascii="Times New Roman" w:hAnsi="Times New Roman" w:cs="Times New Roman"/>
-        </w:rPr>
-        <w:t>c</w:t>
+        <w:t>buộc</w:t>
       </w:r>
       <w:bookmarkEnd w:id="33"/>
       <w:proofErr w:type="spellEnd"/>
@@ -39968,13 +39096,154 @@
         <w:rPr>
           <w:rFonts w:cs="Times New Roman"/>
         </w:rPr>
-        <w:t xml:space="preserve"> </w:t>
-      </w:r>
-      <w:r>
-        <w:rPr>
-          <w:rFonts w:cs="Times New Roman"/>
-        </w:rPr>
-        <w:t>qua proxy.</w:t>
+        <w:t xml:space="preserve"> qua proxy.</w:t>
+      </w:r>
+    </w:p>
+    <w:p>
+      <w:pPr>
+        <w:pStyle w:val="ListBullet"/>
+        <w:numPr>
+          <w:ilvl w:val="0"/>
+          <w:numId w:val="0"/>
+        </w:numPr>
+        <w:spacing w:after="60" w:line="360" w:lineRule="auto"/>
+        <w:rPr>
+          <w:rFonts w:cs="Times New Roman"/>
+        </w:rPr>
+      </w:pPr>
+      <w:r>
+        <w:rPr>
+          <w:rFonts w:cs="Times New Roman"/>
+        </w:rPr>
+        <w:drawing>
+          <wp:inline distT="0" distB="0" distL="0" distR="0" wp14:anchorId="3095FF24" wp14:editId="3C47233D">
+            <wp:extent cx="6192520" cy="3252470"/>
+            <wp:effectExtent l="0" t="0" r="0" b="5080"/>
+            <wp:docPr id="11" name="Picture 11"/>
+            <wp:cNvGraphicFramePr>
+              <a:graphicFrameLocks xmlns:a="http://schemas.openxmlformats.org/drawingml/2006/main" noChangeAspect="1"/>
+            </wp:cNvGraphicFramePr>
+            <a:graphic xmlns:a="http://schemas.openxmlformats.org/drawingml/2006/main">
+              <a:graphicData uri="http://schemas.openxmlformats.org/drawingml/2006/picture">
+                <pic:pic xmlns:pic="http://schemas.openxmlformats.org/drawingml/2006/picture">
+                  <pic:nvPicPr>
+                    <pic:cNvPr id="1" name=""/>
+                    <pic:cNvPicPr/>
+                  </pic:nvPicPr>
+                  <pic:blipFill>
+                    <a:blip r:embed="rId16"/>
+                    <a:stretch>
+                      <a:fillRect/>
+                    </a:stretch>
+                  </pic:blipFill>
+                  <pic:spPr>
+                    <a:xfrm>
+                      <a:off x="0" y="0"/>
+                      <a:ext cx="6192520" cy="3252470"/>
+                    </a:xfrm>
+                    <a:prstGeom prst="rect">
+                      <a:avLst/>
+                    </a:prstGeom>
+                  </pic:spPr>
+                </pic:pic>
+              </a:graphicData>
+            </a:graphic>
+          </wp:inline>
+        </w:drawing>
+      </w:r>
+    </w:p>
+    <w:p>
+      <w:pPr>
+        <w:pStyle w:val="ListBullet"/>
+        <w:numPr>
+          <w:ilvl w:val="0"/>
+          <w:numId w:val="0"/>
+        </w:numPr>
+        <w:spacing w:after="60" w:line="360" w:lineRule="auto"/>
+        <w:rPr>
+          <w:rFonts w:cs="Times New Roman"/>
+        </w:rPr>
+      </w:pPr>
+      <w:r>
+        <w:rPr>
+          <w:rFonts w:cs="Times New Roman"/>
+        </w:rPr>
+        <w:lastRenderedPageBreak/>
+        <w:drawing>
+          <wp:inline distT="0" distB="0" distL="0" distR="0" wp14:anchorId="0E627D7A" wp14:editId="31924BC5">
+            <wp:extent cx="6192520" cy="2918460"/>
+            <wp:effectExtent l="0" t="0" r="0" b="0"/>
+            <wp:docPr id="12" name="Picture 12"/>
+            <wp:cNvGraphicFramePr>
+              <a:graphicFrameLocks xmlns:a="http://schemas.openxmlformats.org/drawingml/2006/main" noChangeAspect="1"/>
+            </wp:cNvGraphicFramePr>
+            <a:graphic xmlns:a="http://schemas.openxmlformats.org/drawingml/2006/main">
+              <a:graphicData uri="http://schemas.openxmlformats.org/drawingml/2006/picture">
+                <pic:pic xmlns:pic="http://schemas.openxmlformats.org/drawingml/2006/picture">
+                  <pic:nvPicPr>
+                    <pic:cNvPr id="1" name=""/>
+                    <pic:cNvPicPr/>
+                  </pic:nvPicPr>
+                  <pic:blipFill>
+                    <a:blip r:embed="rId17"/>
+                    <a:stretch>
+                      <a:fillRect/>
+                    </a:stretch>
+                  </pic:blipFill>
+                  <pic:spPr>
+                    <a:xfrm>
+                      <a:off x="0" y="0"/>
+                      <a:ext cx="6192520" cy="2918460"/>
+                    </a:xfrm>
+                    <a:prstGeom prst="rect">
+                      <a:avLst/>
+                    </a:prstGeom>
+                  </pic:spPr>
+                </pic:pic>
+              </a:graphicData>
+            </a:graphic>
+          </wp:inline>
+        </w:drawing>
+      </w:r>
+      <w:r>
+        <w:rPr>
+          <w:rFonts w:cs="Times New Roman"/>
+        </w:rPr>
+        <w:drawing>
+          <wp:inline distT="0" distB="0" distL="0" distR="0" wp14:anchorId="7509A07E" wp14:editId="7E450DEF">
+            <wp:extent cx="6192520" cy="3873500"/>
+            <wp:effectExtent l="0" t="0" r="0" b="0"/>
+            <wp:docPr id="13" name="Picture 13"/>
+            <wp:cNvGraphicFramePr>
+              <a:graphicFrameLocks xmlns:a="http://schemas.openxmlformats.org/drawingml/2006/main" noChangeAspect="1"/>
+            </wp:cNvGraphicFramePr>
+            <a:graphic xmlns:a="http://schemas.openxmlformats.org/drawingml/2006/main">
+              <a:graphicData uri="http://schemas.openxmlformats.org/drawingml/2006/picture">
+                <pic:pic xmlns:pic="http://schemas.openxmlformats.org/drawingml/2006/picture">
+                  <pic:nvPicPr>
+                    <pic:cNvPr id="1" name=""/>
+                    <pic:cNvPicPr/>
+                  </pic:nvPicPr>
+                  <pic:blipFill>
+                    <a:blip r:embed="rId18"/>
+                    <a:stretch>
+                      <a:fillRect/>
+                    </a:stretch>
+                  </pic:blipFill>
+                  <pic:spPr>
+                    <a:xfrm>
+                      <a:off x="0" y="0"/>
+                      <a:ext cx="6192520" cy="3873500"/>
+                    </a:xfrm>
+                    <a:prstGeom prst="rect">
+                      <a:avLst/>
+                    </a:prstGeom>
+                  </pic:spPr>
+                </pic:pic>
+              </a:graphicData>
+            </a:graphic>
+          </wp:inline>
+        </w:drawing>
       </w:r>
     </w:p>
     <w:p>
@@ -40773,6 +40042,7 @@
         <w:rPr>
           <w:rFonts w:ascii="Times New Roman" w:hAnsi="Times New Roman" w:cs="Times New Roman"/>
         </w:rPr>
+        <w:lastRenderedPageBreak/>
         <w:t xml:space="preserve">2. </w:t>
       </w:r>
       <w:proofErr w:type="spellStart"/>
@@ -40794,19 +40064,7 @@
         <w:rPr>
           <w:rFonts w:ascii="Times New Roman" w:hAnsi="Times New Roman" w:cs="Times New Roman"/>
         </w:rPr>
-        <w:t>h</w:t>
-      </w:r>
-      <w:r>
-        <w:rPr>
-          <w:rFonts w:ascii="Times New Roman" w:hAnsi="Times New Roman" w:cs="Times New Roman"/>
-        </w:rPr>
-        <w:t>ỏ</w:t>
-      </w:r>
-      <w:r>
-        <w:rPr>
-          <w:rFonts w:ascii="Times New Roman" w:hAnsi="Times New Roman" w:cs="Times New Roman"/>
-        </w:rPr>
-        <w:t>i</w:t>
+        <w:t>hỏi</w:t>
       </w:r>
       <w:proofErr w:type="spellEnd"/>
       <w:r>
@@ -41017,23 +40275,7 @@
           <w:rFonts w:cs="Times New Roman"/>
           <w:sz w:val="22"/>
         </w:rPr>
-        <w:t xml:space="preserve"> </w:t>
-      </w:r>
-      <w:proofErr w:type="spellStart"/>
-      <w:r>
-        <w:rPr>
-          <w:rFonts w:cs="Times New Roman"/>
-          <w:sz w:val="22"/>
-        </w:rPr>
-        <w:t>lời</w:t>
-      </w:r>
-      <w:proofErr w:type="spellEnd"/>
-      <w:r>
-        <w:rPr>
-          <w:rFonts w:cs="Times New Roman"/>
-          <w:sz w:val="22"/>
-        </w:rPr>
-        <w:t>: ....................................................................................................</w:t>
+        <w:t xml:space="preserve"> lời: ....................................................................................................</w:t>
       </w:r>
     </w:p>
     <w:p>
@@ -41294,30 +40536,7 @@
           <w:rFonts w:cs="Times New Roman"/>
           <w:sz w:val="22"/>
         </w:rPr>
-        <w:t xml:space="preserve"> </w:t>
-      </w:r>
-      <w:proofErr w:type="spellStart"/>
-      <w:r>
-        <w:rPr>
-          <w:rFonts w:cs="Times New Roman"/>
-          <w:sz w:val="22"/>
-        </w:rPr>
-        <w:t>lời</w:t>
-      </w:r>
-      <w:proofErr w:type="spellEnd"/>
-      <w:r>
-        <w:rPr>
-          <w:rFonts w:cs="Times New Roman"/>
-          <w:sz w:val="22"/>
-        </w:rPr>
-        <w:t>: ...................................</w:t>
-      </w:r>
-      <w:r>
-        <w:rPr>
-          <w:rFonts w:cs="Times New Roman"/>
-          <w:sz w:val="22"/>
-        </w:rPr>
-        <w:t>.................................................................</w:t>
+        <w:t xml:space="preserve"> lời: ....................................................................................................</w:t>
       </w:r>
     </w:p>
     <w:p>
@@ -41482,23 +40701,7 @@
           <w:rFonts w:cs="Times New Roman"/>
           <w:sz w:val="22"/>
         </w:rPr>
-        <w:t xml:space="preserve"> </w:t>
-      </w:r>
-      <w:proofErr w:type="spellStart"/>
-      <w:r>
-        <w:rPr>
-          <w:rFonts w:cs="Times New Roman"/>
-          <w:sz w:val="22"/>
-        </w:rPr>
-        <w:t>lời</w:t>
-      </w:r>
-      <w:proofErr w:type="spellEnd"/>
-      <w:r>
-        <w:rPr>
-          <w:rFonts w:cs="Times New Roman"/>
-          <w:sz w:val="22"/>
-        </w:rPr>
-        <w:t>: ....................................................................................................</w:t>
+        <w:t xml:space="preserve"> lời: ....................................................................................................</w:t>
       </w:r>
     </w:p>
     <w:p>
@@ -41520,14 +40723,7 @@
           <w:rFonts w:cs="Times New Roman"/>
           <w:b/>
         </w:rPr>
-        <w:t>V</w:t>
-      </w:r>
-      <w:r>
-        <w:rPr>
-          <w:rFonts w:cs="Times New Roman"/>
-          <w:b/>
-        </w:rPr>
-        <w:t>ì</w:t>
+        <w:t>Vì</w:t>
       </w:r>
       <w:proofErr w:type="spellEnd"/>
       <w:r>
@@ -41750,23 +40946,7 @@
           <w:rFonts w:cs="Times New Roman"/>
           <w:sz w:val="22"/>
         </w:rPr>
-        <w:t xml:space="preserve"> </w:t>
-      </w:r>
-      <w:proofErr w:type="spellStart"/>
-      <w:r>
-        <w:rPr>
-          <w:rFonts w:cs="Times New Roman"/>
-          <w:sz w:val="22"/>
-        </w:rPr>
-        <w:t>lời</w:t>
-      </w:r>
-      <w:proofErr w:type="spellEnd"/>
-      <w:r>
-        <w:rPr>
-          <w:rFonts w:cs="Times New Roman"/>
-          <w:sz w:val="22"/>
-        </w:rPr>
-        <w:t>: ....................................................................................................</w:t>
+        <w:t xml:space="preserve"> lời: ....................................................................................................</w:t>
       </w:r>
     </w:p>
     <w:p>
@@ -41820,14 +41000,7 @@
           <w:rFonts w:cs="Times New Roman"/>
           <w:b/>
         </w:rPr>
-        <w:t>nà</w:t>
-      </w:r>
-      <w:r>
-        <w:rPr>
-          <w:rFonts w:cs="Times New Roman"/>
-          <w:b/>
-        </w:rPr>
-        <w:t>o</w:t>
+        <w:t>nào</w:t>
       </w:r>
       <w:proofErr w:type="spellEnd"/>
       <w:r>
@@ -41858,23 +41031,7 @@
           <w:rFonts w:cs="Times New Roman"/>
           <w:sz w:val="22"/>
         </w:rPr>
-        <w:t xml:space="preserve"> </w:t>
-      </w:r>
-      <w:proofErr w:type="spellStart"/>
-      <w:r>
-        <w:rPr>
-          <w:rFonts w:cs="Times New Roman"/>
-          <w:sz w:val="22"/>
-        </w:rPr>
-        <w:t>lời</w:t>
-      </w:r>
-      <w:proofErr w:type="spellEnd"/>
-      <w:r>
-        <w:rPr>
-          <w:rFonts w:cs="Times New Roman"/>
-          <w:sz w:val="22"/>
-        </w:rPr>
-        <w:t>: ....................................................................................................</w:t>
+        <w:t xml:space="preserve"> lời: ....................................................................................................</w:t>
       </w:r>
     </w:p>
     <w:p>
@@ -42071,30 +41228,7 @@
           <w:rFonts w:cs="Times New Roman"/>
           <w:sz w:val="22"/>
         </w:rPr>
-        <w:t xml:space="preserve"> </w:t>
-      </w:r>
-      <w:proofErr w:type="spellStart"/>
-      <w:r>
-        <w:rPr>
-          <w:rFonts w:cs="Times New Roman"/>
-          <w:sz w:val="22"/>
-        </w:rPr>
-        <w:t>lời</w:t>
-      </w:r>
-      <w:proofErr w:type="spellEnd"/>
-      <w:r>
-        <w:rPr>
-          <w:rFonts w:cs="Times New Roman"/>
-          <w:sz w:val="22"/>
-        </w:rPr>
-        <w:t>: .............................................................</w:t>
-      </w:r>
-      <w:r>
-        <w:rPr>
-          <w:rFonts w:cs="Times New Roman"/>
-          <w:sz w:val="22"/>
-        </w:rPr>
-        <w:t>.......................................</w:t>
+        <w:t xml:space="preserve"> lời: ....................................................................................................</w:t>
       </w:r>
     </w:p>
     <w:p>
@@ -42267,7 +41401,6 @@
           <w:rFonts w:cs="Times New Roman"/>
           <w:sz w:val="22"/>
         </w:rPr>
-        <w:lastRenderedPageBreak/>
         <w:t>Trả</w:t>
       </w:r>
       <w:proofErr w:type="spellEnd"/>
@@ -42276,23 +41409,7 @@
           <w:rFonts w:cs="Times New Roman"/>
           <w:sz w:val="22"/>
         </w:rPr>
-        <w:t xml:space="preserve"> </w:t>
-      </w:r>
-      <w:proofErr w:type="spellStart"/>
-      <w:r>
-        <w:rPr>
-          <w:rFonts w:cs="Times New Roman"/>
-          <w:sz w:val="22"/>
-        </w:rPr>
-        <w:t>lời</w:t>
-      </w:r>
-      <w:proofErr w:type="spellEnd"/>
-      <w:r>
-        <w:rPr>
-          <w:rFonts w:cs="Times New Roman"/>
-          <w:sz w:val="22"/>
-        </w:rPr>
-        <w:t>: ....................................................................................................</w:t>
+        <w:t xml:space="preserve"> lời: ....................................................................................................</w:t>
       </w:r>
     </w:p>
     <w:p>
@@ -42330,14 +41447,7 @@
           <w:rFonts w:cs="Times New Roman"/>
           <w:b/>
         </w:rPr>
-        <w:t>c</w:t>
-      </w:r>
-      <w:r>
-        <w:rPr>
-          <w:rFonts w:cs="Times New Roman"/>
-          <w:b/>
-        </w:rPr>
-        <w:t>ó</w:t>
+        <w:t>có</w:t>
       </w:r>
       <w:proofErr w:type="spellEnd"/>
       <w:r>
@@ -42464,23 +41574,7 @@
           <w:rFonts w:cs="Times New Roman"/>
           <w:sz w:val="22"/>
         </w:rPr>
-        <w:t xml:space="preserve"> </w:t>
-      </w:r>
-      <w:proofErr w:type="spellStart"/>
-      <w:r>
-        <w:rPr>
-          <w:rFonts w:cs="Times New Roman"/>
-          <w:sz w:val="22"/>
-        </w:rPr>
-        <w:t>lời</w:t>
-      </w:r>
-      <w:proofErr w:type="spellEnd"/>
-      <w:r>
-        <w:rPr>
-          <w:rFonts w:cs="Times New Roman"/>
-          <w:sz w:val="22"/>
-        </w:rPr>
-        <w:t>: ....................................................................................................</w:t>
+        <w:t xml:space="preserve"> lời: ....................................................................................................</w:t>
       </w:r>
     </w:p>
     <w:p>
@@ -42645,30 +41739,7 @@
           <w:rFonts w:cs="Times New Roman"/>
           <w:sz w:val="22"/>
         </w:rPr>
-        <w:t xml:space="preserve"> </w:t>
-      </w:r>
-      <w:proofErr w:type="spellStart"/>
-      <w:r>
-        <w:rPr>
-          <w:rFonts w:cs="Times New Roman"/>
-          <w:sz w:val="22"/>
-        </w:rPr>
-        <w:t>lờ</w:t>
-      </w:r>
-      <w:r>
-        <w:rPr>
-          <w:rFonts w:cs="Times New Roman"/>
-          <w:sz w:val="22"/>
-        </w:rPr>
-        <w:t>i</w:t>
-      </w:r>
-      <w:proofErr w:type="spellEnd"/>
-      <w:r>
-        <w:rPr>
-          <w:rFonts w:cs="Times New Roman"/>
-          <w:sz w:val="22"/>
-        </w:rPr>
-        <w:t>: ....................................................................................................</w:t>
+        <w:t xml:space="preserve"> lời: ....................................................................................................</w:t>
       </w:r>
     </w:p>
     <w:p>
@@ -42929,30 +42000,7 @@
           <w:rFonts w:cs="Times New Roman"/>
           <w:sz w:val="22"/>
         </w:rPr>
-        <w:t xml:space="preserve"> </w:t>
-      </w:r>
-      <w:proofErr w:type="spellStart"/>
-      <w:r>
-        <w:rPr>
-          <w:rFonts w:cs="Times New Roman"/>
-          <w:sz w:val="22"/>
-        </w:rPr>
-        <w:t>lời</w:t>
-      </w:r>
-      <w:proofErr w:type="spellEnd"/>
-      <w:r>
-        <w:rPr>
-          <w:rFonts w:cs="Times New Roman"/>
-          <w:sz w:val="22"/>
-        </w:rPr>
-        <w:t>: ....................................................</w:t>
-      </w:r>
-      <w:r>
-        <w:rPr>
-          <w:rFonts w:cs="Times New Roman"/>
-          <w:sz w:val="22"/>
-        </w:rPr>
-        <w:t>................................................</w:t>
+        <w:t xml:space="preserve"> lời: ....................................................................................................</w:t>
       </w:r>
     </w:p>
     <w:p>
@@ -42988,45 +42036,21 @@
         <w:rPr>
           <w:rFonts w:ascii="Times New Roman" w:hAnsi="Times New Roman" w:cs="Times New Roman"/>
         </w:rPr>
-        <w:t>c</w:t>
-      </w:r>
+        <w:t>cầu</w:t>
+      </w:r>
+      <w:proofErr w:type="spellEnd"/>
       <w:r>
         <w:rPr>
           <w:rFonts w:ascii="Times New Roman" w:hAnsi="Times New Roman" w:cs="Times New Roman"/>
         </w:rPr>
-        <w:t>ầ</w:t>
-      </w:r>
+        <w:t xml:space="preserve"> </w:t>
+      </w:r>
+      <w:proofErr w:type="spellStart"/>
       <w:r>
         <w:rPr>
           <w:rFonts w:ascii="Times New Roman" w:hAnsi="Times New Roman" w:cs="Times New Roman"/>
         </w:rPr>
-        <w:t>u</w:t>
-      </w:r>
-      <w:proofErr w:type="spellEnd"/>
-      <w:r>
-        <w:rPr>
-          <w:rFonts w:ascii="Times New Roman" w:hAnsi="Times New Roman" w:cs="Times New Roman"/>
-        </w:rPr>
-        <w:t xml:space="preserve"> </w:t>
-      </w:r>
-      <w:proofErr w:type="spellStart"/>
-      <w:r>
-        <w:rPr>
-          <w:rFonts w:ascii="Times New Roman" w:hAnsi="Times New Roman" w:cs="Times New Roman"/>
-        </w:rPr>
-        <w:t>n</w:t>
-      </w:r>
-      <w:r>
-        <w:rPr>
-          <w:rFonts w:ascii="Times New Roman" w:hAnsi="Times New Roman" w:cs="Times New Roman"/>
-        </w:rPr>
-        <w:t>ộ</w:t>
-      </w:r>
-      <w:r>
-        <w:rPr>
-          <w:rFonts w:ascii="Times New Roman" w:hAnsi="Times New Roman" w:cs="Times New Roman"/>
-        </w:rPr>
-        <w:t>p</w:t>
+        <w:t>nộp</w:t>
       </w:r>
       <w:proofErr w:type="spellEnd"/>
       <w:r>
@@ -44258,6 +43282,7 @@
         <w:rPr>
           <w:rFonts w:ascii="Times New Roman" w:hAnsi="Times New Roman" w:cs="Times New Roman"/>
         </w:rPr>
+        <w:lastRenderedPageBreak/>
         <w:t>TÀI</w:t>
       </w:r>
       <w:proofErr w:type="spellEnd"/>
@@ -44272,19 +43297,21 @@
         <w:rPr>
           <w:rFonts w:ascii="Times New Roman" w:hAnsi="Times New Roman" w:cs="Times New Roman"/>
         </w:rPr>
-        <w:t>LI</w:t>
-      </w:r>
+        <w:t>LIỆU</w:t>
+      </w:r>
+      <w:proofErr w:type="spellEnd"/>
       <w:r>
         <w:rPr>
           <w:rFonts w:ascii="Times New Roman" w:hAnsi="Times New Roman" w:cs="Times New Roman"/>
         </w:rPr>
-        <w:t>Ệ</w:t>
-      </w:r>
+        <w:t xml:space="preserve"> </w:t>
+      </w:r>
+      <w:proofErr w:type="spellStart"/>
       <w:r>
         <w:rPr>
           <w:rFonts w:ascii="Times New Roman" w:hAnsi="Times New Roman" w:cs="Times New Roman"/>
         </w:rPr>
-        <w:t>U</w:t>
+        <w:t>THAM</w:t>
       </w:r>
       <w:proofErr w:type="spellEnd"/>
       <w:r>
@@ -44298,33 +43325,7 @@
         <w:rPr>
           <w:rFonts w:ascii="Times New Roman" w:hAnsi="Times New Roman" w:cs="Times New Roman"/>
         </w:rPr>
-        <w:t>THAM</w:t>
-      </w:r>
-      <w:proofErr w:type="spellEnd"/>
-      <w:r>
-        <w:rPr>
-          <w:rFonts w:ascii="Times New Roman" w:hAnsi="Times New Roman" w:cs="Times New Roman"/>
-        </w:rPr>
-        <w:t xml:space="preserve"> </w:t>
-      </w:r>
-      <w:proofErr w:type="spellStart"/>
-      <w:r>
-        <w:rPr>
-          <w:rFonts w:ascii="Times New Roman" w:hAnsi="Times New Roman" w:cs="Times New Roman"/>
-        </w:rPr>
-        <w:t>KH</w:t>
-      </w:r>
-      <w:r>
-        <w:rPr>
-          <w:rFonts w:ascii="Times New Roman" w:hAnsi="Times New Roman" w:cs="Times New Roman"/>
-        </w:rPr>
-        <w:t>Ả</w:t>
-      </w:r>
-      <w:r>
-        <w:rPr>
-          <w:rFonts w:ascii="Times New Roman" w:hAnsi="Times New Roman" w:cs="Times New Roman"/>
-        </w:rPr>
-        <w:t>O</w:t>
+        <w:t>KHẢO</w:t>
       </w:r>
       <w:bookmarkEnd w:id="36"/>
       <w:proofErr w:type="spellEnd"/>
@@ -44405,13 +43406,7 @@
         <w:rPr>
           <w:rFonts w:cs="Times New Roman"/>
         </w:rPr>
-        <w:t>SquidGua</w:t>
-      </w:r>
-      <w:r>
-        <w:rPr>
-          <w:rFonts w:cs="Times New Roman"/>
-        </w:rPr>
-        <w:t>rd</w:t>
+        <w:t>SquidGuard</w:t>
       </w:r>
       <w:proofErr w:type="spellEnd"/>
       <w:r>
@@ -44575,13 +43570,7 @@
         <w:rPr>
           <w:rFonts w:cs="Times New Roman"/>
         </w:rPr>
-        <w:t xml:space="preserve"> Project Documentation / Wiki: filtering groups</w:t>
-      </w:r>
-      <w:r>
-        <w:rPr>
-          <w:rFonts w:cs="Times New Roman"/>
-        </w:rPr>
-        <w:t>, temporary bypass, AV scanner and SSL MITM.</w:t>
+        <w:t xml:space="preserve"> Project Documentation / Wiki: filtering groups, temporary bypass, AV scanner and SSL MITM.</w:t>
       </w:r>
     </w:p>
     <w:p>
@@ -45043,8 +44032,8 @@
       </w:r>
     </w:p>
     <w:sectPr>
-      <w:headerReference w:type="default" r:id="rId16"/>
-      <w:footerReference w:type="default" r:id="rId17"/>
+      <w:headerReference w:type="default" r:id="rId19"/>
+      <w:footerReference w:type="default" r:id="rId20"/>
       <w:type w:val="continuous"/>
       <w:pgSz w:w="11906" w:h="16838"/>
       <w:pgMar w:top="1077" w:right="1020" w:bottom="1020" w:left="1134" w:header="720" w:footer="1296" w:gutter="0"/>
